--- a/月報/N/PTC表.docx
+++ b/月報/N/PTC表.docx
@@ -24,8 +24,8 @@
         <w:gridCol w:w="1559"/>
         <w:gridCol w:w="3402"/>
         <w:gridCol w:w="1843"/>
-        <w:gridCol w:w="3685"/>
-        <w:gridCol w:w="1134"/>
+        <w:gridCol w:w="4566"/>
+        <w:gridCol w:w="356"/>
       </w:tblGrid>
       <w:tr>
         <w:trPr>
@@ -438,7 +438,6 @@
         <w:tc>
           <w:tcPr>
             <w:tcW w:w="1616" w:type="dxa"/>
-            <w:shd w:val="clear" w:color="auto" w:fill="auto"/>
             <w:noWrap/>
             <w:vAlign w:val="center"/>
             <w:hideMark/>
@@ -467,7 +466,7 @@
                 <w:lang w:eastAsia="zh-TW"/>
                 <w14:ligatures w14:val="none"/>
               </w:rPr>
-              <w:t>0</w:t>
+              <w:t>12</w:t>
             </w:r>
             <w:r>
               <w:rPr>
@@ -479,6 +478,155 @@
                 <w:lang w:eastAsia="zh-TW"/>
                 <w14:ligatures w14:val="none"/>
               </w:rPr>
+              <w:t>/</w:t>
+            </w:r>
+            <w:r>
+              <w:rPr>
+                <w:rFonts w:ascii="微軟正黑體" w:eastAsia="微軟正黑體" w:hAnsi="微軟正黑體" w:cs="Calibri" w:hint="eastAsia"/>
+                <w:color w:val="000000"/>
+                <w:kern w:val="0"/>
+                <w:sz w:val="14"/>
+                <w:szCs w:val="14"/>
+                <w:lang w:eastAsia="zh-TW"/>
+                <w14:ligatures w14:val="none"/>
+              </w:rPr>
+              <w:t>19</w:t>
+            </w:r>
+          </w:p>
+        </w:tc>
+        <w:tc>
+          <w:tcPr>
+            <w:tcW w:w="511" w:type="dxa"/>
+            <w:noWrap/>
+            <w:vAlign w:val="center"/>
+            <w:hideMark/>
+          </w:tcPr>
+          <w:p>
+            <w:pPr>
+              <w:spacing w:after="0" w:line="240" w:lineRule="auto"/>
+              <w:rPr>
+                <w:rFonts w:ascii="微軟正黑體" w:eastAsia="微軟正黑體" w:hAnsi="微軟正黑體" w:cs="Calibri"/>
+                <w:color w:val="000000"/>
+                <w:kern w:val="0"/>
+                <w:sz w:val="14"/>
+                <w:szCs w:val="14"/>
+                <w14:ligatures w14:val="none"/>
+              </w:rPr>
+            </w:pPr>
+            <w:r>
+              <w:rPr>
+                <w:rFonts w:ascii="微軟正黑體" w:eastAsia="微軟正黑體" w:hAnsi="微軟正黑體" w:cs="Calibri" w:hint="eastAsia"/>
+                <w:color w:val="000000"/>
+                <w:kern w:val="0"/>
+                <w:sz w:val="14"/>
+                <w:szCs w:val="14"/>
+                <w:lang w:eastAsia="zh-TW"/>
+                <w14:ligatures w14:val="none"/>
+              </w:rPr>
+              <w:t>N</w:t>
+            </w:r>
+            <w:r>
+              <w:rPr>
+                <w:rFonts w:ascii="微軟正黑體" w:eastAsia="微軟正黑體" w:hAnsi="微軟正黑體" w:cs="Calibri" w:hint="eastAsia"/>
+                <w:color w:val="000000"/>
+                <w:kern w:val="0"/>
+                <w:sz w:val="14"/>
+                <w:szCs w:val="14"/>
+                <w:lang w:eastAsia="zh-TW"/>
+                <w14:ligatures w14:val="none"/>
+              </w:rPr>
+              <w:t>5</w:t>
+            </w:r>
+          </w:p>
+        </w:tc>
+        <w:tc>
+          <w:tcPr>
+            <w:tcW w:w="709" w:type="dxa"/>
+            <w:noWrap/>
+            <w:vAlign w:val="center"/>
+            <w:hideMark/>
+          </w:tcPr>
+          <w:p>
+            <w:pPr>
+              <w:spacing w:after="0" w:line="240" w:lineRule="auto"/>
+              <w:rPr>
+                <w:rFonts w:ascii="微軟正黑體" w:eastAsia="微軟正黑體" w:hAnsi="微軟正黑體" w:cs="Calibri"/>
+                <w:color w:val="000000"/>
+                <w:kern w:val="0"/>
+                <w:sz w:val="14"/>
+                <w:szCs w:val="14"/>
+                <w:lang w:eastAsia="zh-TW"/>
+                <w14:ligatures w14:val="none"/>
+              </w:rPr>
+            </w:pPr>
+            <w:r>
+              <w:rPr>
+                <w:rFonts w:ascii="微軟正黑體" w:eastAsia="微軟正黑體" w:hAnsi="微軟正黑體" w:cs="Calibri" w:hint="eastAsia"/>
+                <w:color w:val="000000"/>
+                <w:kern w:val="0"/>
+                <w:sz w:val="14"/>
+                <w:szCs w:val="14"/>
+                <w:lang w:eastAsia="zh-TW"/>
+                <w14:ligatures w14:val="none"/>
+              </w:rPr>
+              <w:t>N0</w:t>
+            </w:r>
+            <w:r>
+              <w:rPr>
+                <w:rFonts w:ascii="微軟正黑體" w:eastAsia="微軟正黑體" w:hAnsi="微軟正黑體" w:cs="Calibri" w:hint="eastAsia"/>
+                <w:color w:val="000000"/>
+                <w:kern w:val="0"/>
+                <w:sz w:val="14"/>
+                <w:szCs w:val="14"/>
+                <w:lang w:eastAsia="zh-TW"/>
+                <w14:ligatures w14:val="none"/>
+              </w:rPr>
+              <w:t>1</w:t>
+            </w:r>
+          </w:p>
+        </w:tc>
+        <w:tc>
+          <w:tcPr>
+            <w:tcW w:w="1276" w:type="dxa"/>
+            <w:noWrap/>
+            <w:vAlign w:val="center"/>
+            <w:hideMark/>
+          </w:tcPr>
+          <w:p>
+            <w:pPr>
+              <w:spacing w:after="0" w:line="240" w:lineRule="auto"/>
+              <w:rPr>
+                <w:rFonts w:ascii="微軟正黑體" w:eastAsia="微軟正黑體" w:hAnsi="微軟正黑體" w:cs="Calibri"/>
+                <w:color w:val="000000"/>
+                <w:kern w:val="0"/>
+                <w:sz w:val="14"/>
+                <w:szCs w:val="14"/>
+                <w:lang w:eastAsia="zh-TW"/>
+                <w14:ligatures w14:val="none"/>
+              </w:rPr>
+            </w:pPr>
+            <w:r>
+              <w:rPr>
+                <w:rFonts w:ascii="微軟正黑體" w:eastAsia="微軟正黑體" w:hAnsi="微軟正黑體" w:cs="Calibri" w:hint="eastAsia"/>
+                <w:color w:val="000000"/>
+                <w:kern w:val="0"/>
+                <w:sz w:val="14"/>
+                <w:szCs w:val="14"/>
+                <w:lang w:eastAsia="zh-TW"/>
+                <w14:ligatures w14:val="none"/>
+              </w:rPr>
+              <w:t>C</w:t>
+            </w:r>
+            <w:r>
+              <w:rPr>
+                <w:rFonts w:ascii="微軟正黑體" w:eastAsia="微軟正黑體" w:hAnsi="微軟正黑體" w:cs="Calibri" w:hint="eastAsia"/>
+                <w:color w:val="000000"/>
+                <w:kern w:val="0"/>
+                <w:sz w:val="14"/>
+                <w:szCs w:val="14"/>
+                <w:lang w:eastAsia="zh-TW"/>
+                <w14:ligatures w14:val="none"/>
+              </w:rPr>
               <w:t>6</w:t>
             </w:r>
             <w:r>
@@ -491,26 +639,623 @@
                 <w:lang w:eastAsia="zh-TW"/>
                 <w14:ligatures w14:val="none"/>
               </w:rPr>
+              <w:t xml:space="preserve"> </w:t>
+            </w:r>
+            <w:r>
+              <w:rPr>
+                <w:rFonts w:ascii="微軟正黑體" w:eastAsia="微軟正黑體" w:hAnsi="微軟正黑體" w:cs="Calibri"/>
+                <w:color w:val="000000"/>
+                <w:kern w:val="0"/>
+                <w:sz w:val="14"/>
+                <w:szCs w:val="14"/>
+                <w14:ligatures w14:val="none"/>
+              </w:rPr>
+              <w:t xml:space="preserve">PTC = </w:t>
+            </w:r>
+            <w:r>
+              <w:rPr>
+                <w:rFonts w:ascii="微軟正黑體" w:eastAsia="微軟正黑體" w:hAnsi="微軟正黑體" w:cs="Calibri" w:hint="eastAsia"/>
+                <w:color w:val="000000"/>
+                <w:kern w:val="0"/>
+                <w:sz w:val="14"/>
+                <w:szCs w:val="14"/>
+                <w:lang w:eastAsia="zh-TW"/>
+                <w14:ligatures w14:val="none"/>
+              </w:rPr>
+              <w:t>261</w:t>
+            </w:r>
+          </w:p>
+        </w:tc>
+        <w:tc>
+          <w:tcPr>
+            <w:tcW w:w="1559" w:type="dxa"/>
+            <w:noWrap/>
+            <w:vAlign w:val="center"/>
+            <w:hideMark/>
+          </w:tcPr>
+          <w:p>
+            <w:pPr>
+              <w:spacing w:after="0" w:line="240" w:lineRule="auto"/>
+              <w:rPr>
+                <w:rFonts w:ascii="微軟正黑體" w:eastAsia="微軟正黑體" w:hAnsi="微軟正黑體" w:cs="Calibri"/>
+                <w:color w:val="000000"/>
+                <w:kern w:val="0"/>
+                <w:sz w:val="14"/>
+                <w:szCs w:val="14"/>
+                <w:lang w:eastAsia="zh-TW"/>
+                <w14:ligatures w14:val="none"/>
+              </w:rPr>
+            </w:pPr>
+            <w:r>
+              <w:rPr>
+                <w:rFonts w:ascii="微軟正黑體" w:eastAsia="微軟正黑體" w:hAnsi="微軟正黑體" w:cs="Calibri" w:hint="eastAsia"/>
+                <w:color w:val="000000"/>
+                <w:kern w:val="0"/>
+                <w:sz w:val="14"/>
+                <w:szCs w:val="14"/>
+                <w:lang w:eastAsia="zh-TW"/>
+                <w14:ligatures w14:val="none"/>
+              </w:rPr>
+              <w:t xml:space="preserve">PTC = </w:t>
+            </w:r>
+            <w:r>
+              <w:rPr>
+                <w:rFonts w:ascii="微軟正黑體" w:eastAsia="微軟正黑體" w:hAnsi="微軟正黑體" w:cs="Calibri" w:hint="eastAsia"/>
+                <w:color w:val="000000"/>
+                <w:kern w:val="0"/>
+                <w:sz w:val="14"/>
+                <w:szCs w:val="14"/>
+                <w:lang w:eastAsia="zh-TW"/>
+                <w14:ligatures w14:val="none"/>
+              </w:rPr>
+              <w:t>2</w:t>
+            </w:r>
+            <w:r>
+              <w:rPr>
+                <w:rFonts w:ascii="微軟正黑體" w:eastAsia="微軟正黑體" w:hAnsi="微軟正黑體" w:cs="Calibri" w:hint="eastAsia"/>
+                <w:color w:val="000000"/>
+                <w:kern w:val="0"/>
+                <w:sz w:val="14"/>
+                <w:szCs w:val="14"/>
+                <w:lang w:eastAsia="zh-TW"/>
+                <w14:ligatures w14:val="none"/>
+              </w:rPr>
+              <w:t>/0/</w:t>
+            </w:r>
+            <w:r>
+              <w:rPr>
+                <w:rFonts w:ascii="微軟正黑體" w:eastAsia="微軟正黑體" w:hAnsi="微軟正黑體" w:cs="Calibri" w:hint="eastAsia"/>
+                <w:color w:val="000000"/>
+                <w:kern w:val="0"/>
+                <w:sz w:val="14"/>
+                <w:szCs w:val="14"/>
+                <w:lang w:eastAsia="zh-TW"/>
+                <w14:ligatures w14:val="none"/>
+              </w:rPr>
+              <w:t>5</w:t>
+            </w:r>
+            <w:r>
+              <w:rPr>
+                <w:rFonts w:ascii="微軟正黑體" w:eastAsia="微軟正黑體" w:hAnsi="微軟正黑體" w:cs="Calibri"/>
+                <w:color w:val="000000"/>
+                <w:kern w:val="0"/>
+                <w:sz w:val="14"/>
+                <w:szCs w:val="14"/>
+                <w:lang w:eastAsia="zh-TW"/>
+                <w14:ligatures w14:val="none"/>
+              </w:rPr>
+              <w:br/>
+            </w:r>
+            <w:r>
+              <w:rPr>
+                <w:rFonts w:ascii="微軟正黑體" w:eastAsia="微軟正黑體" w:hAnsi="微軟正黑體" w:cs="Calibri" w:hint="eastAsia"/>
+                <w:color w:val="000000"/>
+                <w:kern w:val="0"/>
+                <w:sz w:val="14"/>
+                <w:szCs w:val="14"/>
+                <w:lang w:eastAsia="zh-TW"/>
+                <w14:ligatures w14:val="none"/>
+              </w:rPr>
+              <w:t xml:space="preserve">PTC = </w:t>
+            </w:r>
+            <w:r>
+              <w:rPr>
+                <w:rFonts w:ascii="微軟正黑體" w:eastAsia="微軟正黑體" w:hAnsi="微軟正黑體" w:cs="Calibri" w:hint="eastAsia"/>
+                <w:color w:val="000000"/>
+                <w:kern w:val="0"/>
+                <w:sz w:val="14"/>
+                <w:szCs w:val="14"/>
+                <w:lang w:eastAsia="zh-TW"/>
+                <w14:ligatures w14:val="none"/>
+              </w:rPr>
+              <w:t>1/</w:t>
+            </w:r>
+            <w:r>
+              <w:rPr>
+                <w:rFonts w:ascii="微軟正黑體" w:eastAsia="微軟正黑體" w:hAnsi="微軟正黑體" w:cs="Calibri" w:hint="eastAsia"/>
+                <w:color w:val="000000"/>
+                <w:kern w:val="0"/>
+                <w:sz w:val="14"/>
+                <w:szCs w:val="14"/>
+                <w:lang w:eastAsia="zh-TW"/>
+                <w14:ligatures w14:val="none"/>
+              </w:rPr>
+              <w:t>0/</w:t>
+            </w:r>
+            <w:r>
+              <w:rPr>
+                <w:rFonts w:ascii="微軟正黑體" w:eastAsia="微軟正黑體" w:hAnsi="微軟正黑體" w:cs="Calibri" w:hint="eastAsia"/>
+                <w:color w:val="000000"/>
+                <w:kern w:val="0"/>
+                <w:sz w:val="14"/>
+                <w:szCs w:val="14"/>
+                <w:lang w:eastAsia="zh-TW"/>
+                <w14:ligatures w14:val="none"/>
+              </w:rPr>
+              <w:t>1</w:t>
+            </w:r>
+          </w:p>
+        </w:tc>
+        <w:tc>
+          <w:tcPr>
+            <w:tcW w:w="3402" w:type="dxa"/>
+            <w:vAlign w:val="center"/>
+            <w:hideMark/>
+          </w:tcPr>
+          <w:p>
+            <w:pPr>
+              <w:spacing w:after="0" w:line="240" w:lineRule="auto"/>
+              <w:rPr>
+                <w:rFonts w:ascii="微軟正黑體" w:eastAsia="微軟正黑體" w:hAnsi="微軟正黑體" w:cs="Segoe UI"/>
+                <w:color w:val="323130"/>
+                <w:kern w:val="0"/>
+                <w:sz w:val="14"/>
+                <w:szCs w:val="14"/>
+                <w:lang w:eastAsia="zh-TW"/>
+                <w14:ligatures w14:val="none"/>
+              </w:rPr>
+            </w:pPr>
+            <w:r>
+              <w:rPr>
+                <w:rFonts w:ascii="微軟正黑體" w:eastAsia="微軟正黑體" w:hAnsi="微軟正黑體" w:cs="Segoe UI" w:hint="eastAsia"/>
+                <w:color w:val="323130"/>
+                <w:kern w:val="0"/>
+                <w:sz w:val="14"/>
+                <w:szCs w:val="14"/>
+                <w:lang w:eastAsia="zh-TW"/>
+                <w14:ligatures w14:val="none"/>
+              </w:rPr>
+              <w:t>1.</w:t>
+            </w:r>
+            <w:r>
+              <w:rPr>
+                <w:rFonts w:ascii="微軟正黑體" w:eastAsia="微軟正黑體" w:hAnsi="微軟正黑體" w:cs="Segoe UI" w:hint="eastAsia"/>
+                <w:color w:val="323130"/>
+                <w:kern w:val="0"/>
+                <w:sz w:val="14"/>
+                <w:szCs w:val="14"/>
+                <w:lang w:eastAsia="zh-TW"/>
+                <w14:ligatures w14:val="none"/>
+              </w:rPr>
+              <w:t>map 2點至7點</w:t>
+            </w:r>
+            <w:r>
+              <w:rPr>
+                <w:rFonts w:ascii="微軟正黑體" w:eastAsia="微軟正黑體" w:hAnsi="微軟正黑體" w:cs="Segoe UI" w:hint="eastAsia"/>
+                <w:color w:val="323130"/>
+                <w:kern w:val="0"/>
+                <w:sz w:val="14"/>
+                <w:szCs w:val="14"/>
+                <w:lang w:eastAsia="zh-TW"/>
+                <w14:ligatures w14:val="none"/>
+              </w:rPr>
+              <w:t>鐘</w:t>
+            </w:r>
+            <w:r>
+              <w:rPr>
+                <w:rFonts w:ascii="微軟正黑體" w:eastAsia="微軟正黑體" w:hAnsi="微軟正黑體" w:cs="Segoe UI" w:hint="eastAsia"/>
+                <w:color w:val="323130"/>
+                <w:kern w:val="0"/>
+                <w:sz w:val="14"/>
+                <w:szCs w:val="14"/>
+                <w:lang w:eastAsia="zh-TW"/>
+                <w14:ligatures w14:val="none"/>
+              </w:rPr>
+              <w:t>，強光照看不出來</w:t>
+            </w:r>
+          </w:p>
+          <w:p>
+            <w:pPr>
+              <w:spacing w:after="0" w:line="240" w:lineRule="auto"/>
+              <w:rPr>
+                <w:rFonts w:ascii="微軟正黑體" w:eastAsia="微軟正黑體" w:hAnsi="微軟正黑體" w:cs="Segoe UI" w:hint="eastAsia"/>
+                <w:color w:val="323130"/>
+                <w:kern w:val="0"/>
+                <w:sz w:val="14"/>
+                <w:szCs w:val="14"/>
+                <w:lang w:eastAsia="zh-TW"/>
+                <w14:ligatures w14:val="none"/>
+              </w:rPr>
+            </w:pPr>
+          </w:p>
+          <w:p>
+            <w:pPr>
+              <w:spacing w:after="0" w:line="240" w:lineRule="auto"/>
+              <w:rPr>
+                <w:rFonts w:ascii="微軟正黑體" w:eastAsia="微軟正黑體" w:hAnsi="微軟正黑體" w:cs="Segoe UI"/>
+                <w:color w:val="323130"/>
+                <w:kern w:val="0"/>
+                <w:sz w:val="14"/>
+                <w:szCs w:val="14"/>
+                <w:lang w:eastAsia="zh-TW"/>
+                <w14:ligatures w14:val="none"/>
+              </w:rPr>
+            </w:pPr>
+            <w:r>
+              <w:rPr>
+                <w:rFonts w:ascii="微軟正黑體" w:eastAsia="微軟正黑體" w:hAnsi="微軟正黑體" w:cs="Segoe UI" w:hint="eastAsia"/>
+                <w:color w:val="323130"/>
+                <w:kern w:val="0"/>
+                <w:sz w:val="14"/>
+                <w:szCs w:val="14"/>
+                <w:lang w:eastAsia="zh-TW"/>
+                <w14:ligatures w14:val="none"/>
+              </w:rPr>
+              <w:t>2</w:t>
+            </w:r>
+            <w:r>
+              <w:rPr>
+                <w:rFonts w:ascii="微軟正黑體" w:eastAsia="微軟正黑體" w:hAnsi="微軟正黑體" w:cs="Segoe UI" w:hint="eastAsia"/>
+                <w:color w:val="323130"/>
+                <w:kern w:val="0"/>
+                <w:sz w:val="14"/>
+                <w:szCs w:val="14"/>
+                <w:lang w:eastAsia="zh-TW"/>
+                <w14:ligatures w14:val="none"/>
+              </w:rPr>
+              <w:t>.</w:t>
+            </w:r>
+            <w:r>
+              <w:rPr>
+                <w:rFonts w:ascii="微軟正黑體" w:eastAsia="微軟正黑體" w:hAnsi="微軟正黑體" w:cs="Segoe UI" w:hint="eastAsia"/>
+                <w:color w:val="323130"/>
+                <w:kern w:val="0"/>
+                <w:sz w:val="14"/>
+                <w:szCs w:val="14"/>
+                <w:lang w:eastAsia="zh-TW"/>
+                <w14:ligatures w14:val="none"/>
+              </w:rPr>
+              <w:t>check C1</w:t>
+            </w:r>
+            <w:r>
+              <w:rPr>
+                <w:rFonts w:ascii="微軟正黑體" w:eastAsia="微軟正黑體" w:hAnsi="微軟正黑體" w:cs="Segoe UI" w:hint="eastAsia"/>
+                <w:color w:val="323130"/>
+                <w:kern w:val="0"/>
+                <w:sz w:val="14"/>
+                <w:szCs w:val="14"/>
+                <w:lang w:eastAsia="zh-TW"/>
+                <w14:ligatures w14:val="none"/>
+              </w:rPr>
               <w:t>/</w:t>
             </w:r>
             <w:r>
               <w:rPr>
-                <w:rFonts w:ascii="微軟正黑體" w:eastAsia="微軟正黑體" w:hAnsi="微軟正黑體" w:cs="Calibri" w:hint="eastAsia"/>
-                <w:color w:val="000000"/>
-                <w:kern w:val="0"/>
-                <w:sz w:val="14"/>
-                <w:szCs w:val="14"/>
-                <w:lang w:eastAsia="zh-TW"/>
-                <w14:ligatures w14:val="none"/>
-              </w:rPr>
-              <w:t>07</w:t>
-            </w:r>
-          </w:p>
-        </w:tc>
-        <w:tc>
-          <w:tcPr>
-            <w:tcW w:w="511" w:type="dxa"/>
-            <w:shd w:val="clear" w:color="auto" w:fill="auto"/>
+                <w:rFonts w:ascii="微軟正黑體" w:eastAsia="微軟正黑體" w:hAnsi="微軟正黑體" w:cs="Segoe UI" w:hint="eastAsia"/>
+                <w:color w:val="323130"/>
+                <w:kern w:val="0"/>
+                <w:sz w:val="14"/>
+                <w:szCs w:val="14"/>
+                <w:lang w:eastAsia="zh-TW"/>
+                <w14:ligatures w14:val="none"/>
+              </w:rPr>
+              <w:t>2</w:t>
+            </w:r>
+            <w:r>
+              <w:rPr>
+                <w:rFonts w:ascii="微軟正黑體" w:eastAsia="微軟正黑體" w:hAnsi="微軟正黑體" w:cs="Segoe UI" w:hint="eastAsia"/>
+                <w:color w:val="323130"/>
+                <w:kern w:val="0"/>
+                <w:sz w:val="14"/>
+                <w:szCs w:val="14"/>
+                <w:lang w:eastAsia="zh-TW"/>
+                <w14:ligatures w14:val="none"/>
+              </w:rPr>
+              <w:t>/</w:t>
+            </w:r>
+            <w:r>
+              <w:rPr>
+                <w:rFonts w:ascii="微軟正黑體" w:eastAsia="微軟正黑體" w:hAnsi="微軟正黑體" w:cs="Segoe UI" w:hint="eastAsia"/>
+                <w:color w:val="323130"/>
+                <w:kern w:val="0"/>
+                <w:sz w:val="14"/>
+                <w:szCs w:val="14"/>
+                <w:lang w:eastAsia="zh-TW"/>
+                <w14:ligatures w14:val="none"/>
+              </w:rPr>
+              <w:t>3</w:t>
+            </w:r>
+            <w:r>
+              <w:rPr>
+                <w:rFonts w:ascii="微軟正黑體" w:eastAsia="微軟正黑體" w:hAnsi="微軟正黑體" w:cs="Segoe UI" w:hint="eastAsia"/>
+                <w:color w:val="323130"/>
+                <w:kern w:val="0"/>
+                <w:sz w:val="14"/>
+                <w:szCs w:val="14"/>
+                <w:lang w:eastAsia="zh-TW"/>
+                <w14:ligatures w14:val="none"/>
+              </w:rPr>
+              <w:t>/</w:t>
+            </w:r>
+            <w:r>
+              <w:rPr>
+                <w:rFonts w:ascii="微軟正黑體" w:eastAsia="微軟正黑體" w:hAnsi="微軟正黑體" w:cs="Segoe UI" w:hint="eastAsia"/>
+                <w:color w:val="323130"/>
+                <w:kern w:val="0"/>
+                <w:sz w:val="14"/>
+                <w:szCs w:val="14"/>
+                <w:lang w:eastAsia="zh-TW"/>
+                <w14:ligatures w14:val="none"/>
+              </w:rPr>
+              <w:t>5 PTC=</w:t>
+            </w:r>
+            <w:proofErr w:type="gramStart"/>
+            <w:r>
+              <w:rPr>
+                <w:rFonts w:ascii="微軟正黑體" w:eastAsia="微軟正黑體" w:hAnsi="微軟正黑體" w:cs="Segoe UI" w:hint="eastAsia"/>
+                <w:color w:val="323130"/>
+                <w:kern w:val="0"/>
+                <w:sz w:val="14"/>
+                <w:szCs w:val="14"/>
+                <w:lang w:eastAsia="zh-TW"/>
+                <w14:ligatures w14:val="none"/>
+              </w:rPr>
+              <w:t>6/0</w:t>
+            </w:r>
+            <w:proofErr w:type="gramEnd"/>
+            <w:r>
+              <w:rPr>
+                <w:rFonts w:ascii="微軟正黑體" w:eastAsia="微軟正黑體" w:hAnsi="微軟正黑體" w:cs="Segoe UI" w:hint="eastAsia"/>
+                <w:color w:val="323130"/>
+                <w:kern w:val="0"/>
+                <w:sz w:val="14"/>
+                <w:szCs w:val="14"/>
+                <w:lang w:eastAsia="zh-TW"/>
+                <w14:ligatures w14:val="none"/>
+              </w:rPr>
+              <w:t>/0/7 OK</w:t>
+            </w:r>
+          </w:p>
+          <w:p>
+            <w:pPr>
+              <w:spacing w:after="0" w:line="240" w:lineRule="auto"/>
+              <w:rPr>
+                <w:rFonts w:ascii="微軟正黑體" w:eastAsia="微軟正黑體" w:hAnsi="微軟正黑體" w:cs="Segoe UI"/>
+                <w:color w:val="323130"/>
+                <w:kern w:val="0"/>
+                <w:sz w:val="14"/>
+                <w:szCs w:val="14"/>
+                <w:lang w:eastAsia="zh-TW"/>
+                <w14:ligatures w14:val="none"/>
+              </w:rPr>
+            </w:pPr>
+            <w:r>
+              <w:rPr>
+                <w:rFonts w:ascii="微軟正黑體" w:eastAsia="微軟正黑體" w:hAnsi="微軟正黑體" w:cs="Segoe UI" w:hint="eastAsia"/>
+                <w:color w:val="323130"/>
+                <w:kern w:val="0"/>
+                <w:sz w:val="14"/>
+                <w:szCs w:val="14"/>
+                <w:lang w:eastAsia="zh-TW"/>
+                <w14:ligatures w14:val="none"/>
+              </w:rPr>
+              <w:t>C4 NG狀況同C6，同</w:t>
+            </w:r>
+            <w:r>
+              <w:rPr>
+                <w:rFonts w:ascii="微軟正黑體" w:eastAsia="微軟正黑體" w:hAnsi="微軟正黑體" w:cs="Segoe UI" w:hint="eastAsia"/>
+                <w:color w:val="323130"/>
+                <w:kern w:val="0"/>
+                <w:sz w:val="14"/>
+                <w:szCs w:val="14"/>
+                <w:lang w:eastAsia="zh-TW"/>
+                <w14:ligatures w14:val="none"/>
+              </w:rPr>
+              <w:t>一個</w:t>
+            </w:r>
+            <w:r>
+              <w:rPr>
+                <w:rFonts w:ascii="微軟正黑體" w:eastAsia="微軟正黑體" w:hAnsi="微軟正黑體" w:cs="Segoe UI" w:hint="eastAsia"/>
+                <w:color w:val="323130"/>
+                <w:kern w:val="0"/>
+                <w:sz w:val="14"/>
+                <w:szCs w:val="14"/>
+                <w:lang w:eastAsia="zh-TW"/>
+                <w14:ligatures w14:val="none"/>
+              </w:rPr>
+              <w:t xml:space="preserve"> root</w:t>
+            </w:r>
+          </w:p>
+          <w:p>
+            <w:pPr>
+              <w:spacing w:after="0" w:line="240" w:lineRule="auto"/>
+              <w:rPr>
+                <w:rFonts w:ascii="微軟正黑體" w:eastAsia="微軟正黑體" w:hAnsi="微軟正黑體" w:cs="Segoe UI"/>
+                <w:color w:val="323130"/>
+                <w:kern w:val="0"/>
+                <w:sz w:val="14"/>
+                <w:szCs w:val="14"/>
+                <w:lang w:eastAsia="zh-TW"/>
+                <w14:ligatures w14:val="none"/>
+              </w:rPr>
+            </w:pPr>
+          </w:p>
+          <w:p>
+            <w:pPr>
+              <w:spacing w:after="0" w:line="240" w:lineRule="auto"/>
+              <w:rPr>
+                <w:rFonts w:ascii="微軟正黑體" w:eastAsia="微軟正黑體" w:hAnsi="微軟正黑體" w:cs="Segoe UI" w:hint="eastAsia"/>
+                <w:color w:val="323130"/>
+                <w:kern w:val="0"/>
+                <w:sz w:val="14"/>
+                <w:szCs w:val="14"/>
+                <w:lang w:eastAsia="zh-TW"/>
+                <w14:ligatures w14:val="none"/>
+              </w:rPr>
+            </w:pPr>
+            <w:r>
+              <w:rPr>
+                <w:rFonts w:ascii="微軟正黑體" w:eastAsia="微軟正黑體" w:hAnsi="微軟正黑體" w:cs="Segoe UI" w:hint="eastAsia"/>
+                <w:color w:val="323130"/>
+                <w:kern w:val="0"/>
+                <w:sz w:val="14"/>
+                <w:szCs w:val="14"/>
+                <w:lang w:eastAsia="zh-TW"/>
+                <w14:ligatures w14:val="none"/>
+              </w:rPr>
+              <w:t>3、check roller</w:t>
+            </w:r>
+            <w:r>
+              <w:rPr>
+                <w:rFonts w:ascii="微軟正黑體" w:eastAsia="微軟正黑體" w:hAnsi="微軟正黑體" w:cs="Segoe UI" w:hint="eastAsia"/>
+                <w:color w:val="323130"/>
+                <w:kern w:val="0"/>
+                <w:sz w:val="14"/>
+                <w:szCs w:val="14"/>
+                <w:lang w:eastAsia="zh-TW"/>
+                <w14:ligatures w14:val="none"/>
+              </w:rPr>
+              <w:t>/</w:t>
+            </w:r>
+            <w:r>
+              <w:rPr>
+                <w:rFonts w:ascii="微軟正黑體" w:eastAsia="微軟正黑體" w:hAnsi="微軟正黑體" w:cs="Segoe UI" w:hint="eastAsia"/>
+                <w:color w:val="323130"/>
+                <w:kern w:val="0"/>
+                <w:sz w:val="14"/>
+                <w:szCs w:val="14"/>
+                <w:lang w:eastAsia="zh-TW"/>
+                <w14:ligatures w14:val="none"/>
+              </w:rPr>
+              <w:t>stage</w:t>
+            </w:r>
+            <w:r>
+              <w:rPr>
+                <w:rFonts w:ascii="微軟正黑體" w:eastAsia="微軟正黑體" w:hAnsi="微軟正黑體" w:cs="Segoe UI" w:hint="eastAsia"/>
+                <w:color w:val="323130"/>
+                <w:kern w:val="0"/>
+                <w:sz w:val="14"/>
+                <w:szCs w:val="14"/>
+                <w:lang w:eastAsia="zh-TW"/>
+                <w14:ligatures w14:val="none"/>
+              </w:rPr>
+              <w:t>/</w:t>
+            </w:r>
+            <w:r>
+              <w:rPr>
+                <w:rFonts w:ascii="微軟正黑體" w:eastAsia="微軟正黑體" w:hAnsi="微軟正黑體" w:cs="Segoe UI" w:hint="eastAsia"/>
+                <w:color w:val="323130"/>
+                <w:kern w:val="0"/>
+                <w:sz w:val="14"/>
+                <w:szCs w:val="14"/>
+                <w:lang w:eastAsia="zh-TW"/>
+                <w14:ligatures w14:val="none"/>
+              </w:rPr>
+              <w:t xml:space="preserve"> cap</w:t>
+            </w:r>
+            <w:r>
+              <w:rPr>
+                <w:rFonts w:ascii="微軟正黑體" w:eastAsia="微軟正黑體" w:hAnsi="微軟正黑體" w:cs="Segoe UI" w:hint="eastAsia"/>
+                <w:color w:val="323130"/>
+                <w:kern w:val="0"/>
+                <w:sz w:val="14"/>
+                <w:szCs w:val="14"/>
+                <w:lang w:eastAsia="zh-TW"/>
+                <w14:ligatures w14:val="none"/>
+              </w:rPr>
+              <w:t>/</w:t>
+            </w:r>
+            <w:r>
+              <w:rPr>
+                <w:rFonts w:ascii="微軟正黑體" w:eastAsia="微軟正黑體" w:hAnsi="微軟正黑體" w:cs="Segoe UI" w:hint="eastAsia"/>
+                <w:color w:val="323130"/>
+                <w:kern w:val="0"/>
+                <w:sz w:val="14"/>
+                <w:szCs w:val="14"/>
+                <w:lang w:eastAsia="zh-TW"/>
+                <w14:ligatures w14:val="none"/>
+              </w:rPr>
+              <w:t>shutter no powder</w:t>
+            </w:r>
+          </w:p>
+          <w:p>
+            <w:pPr>
+              <w:spacing w:after="0" w:line="240" w:lineRule="auto"/>
+              <w:rPr>
+                <w:rFonts w:ascii="微軟正黑體" w:eastAsia="微軟正黑體" w:hAnsi="微軟正黑體" w:cs="Segoe UI"/>
+                <w:color w:val="323130"/>
+                <w:kern w:val="0"/>
+                <w:sz w:val="14"/>
+                <w:szCs w:val="14"/>
+                <w:lang w:eastAsia="zh-TW"/>
+                <w14:ligatures w14:val="none"/>
+              </w:rPr>
+            </w:pPr>
+          </w:p>
+          <w:p>
+            <w:pPr>
+              <w:spacing w:after="0" w:line="240" w:lineRule="auto"/>
+              <w:rPr>
+                <w:rFonts w:ascii="微軟正黑體" w:eastAsia="微軟正黑體" w:hAnsi="微軟正黑體" w:cs="Segoe UI"/>
+                <w:color w:val="323130"/>
+                <w:kern w:val="0"/>
+                <w:sz w:val="14"/>
+                <w:szCs w:val="14"/>
+                <w:lang w:eastAsia="zh-TW"/>
+                <w14:ligatures w14:val="none"/>
+              </w:rPr>
+            </w:pPr>
+            <w:r>
+              <w:rPr>
+                <w:rFonts w:ascii="微軟正黑體" w:eastAsia="微軟正黑體" w:hAnsi="微軟正黑體" w:cs="Segoe UI" w:hint="eastAsia"/>
+                <w:color w:val="323130"/>
+                <w:kern w:val="0"/>
+                <w:sz w:val="14"/>
+                <w:szCs w:val="14"/>
+                <w:lang w:eastAsia="zh-TW"/>
+                <w14:ligatures w14:val="none"/>
+              </w:rPr>
+              <w:t>4、check transfer ok、 vent 氣</w:t>
+            </w:r>
+            <w:r>
+              <w:rPr>
+                <w:rFonts w:ascii="微軟正黑體" w:eastAsia="微軟正黑體" w:hAnsi="微軟正黑體" w:cs="Segoe UI" w:hint="eastAsia"/>
+                <w:color w:val="323130"/>
+                <w:kern w:val="0"/>
+                <w:sz w:val="14"/>
+                <w:szCs w:val="14"/>
+                <w:lang w:eastAsia="zh-TW"/>
+                <w14:ligatures w14:val="none"/>
+              </w:rPr>
+              <w:t>聲</w:t>
+            </w:r>
+            <w:r>
+              <w:rPr>
+                <w:rFonts w:ascii="微軟正黑體" w:eastAsia="微軟正黑體" w:hAnsi="微軟正黑體" w:cs="Segoe UI" w:hint="eastAsia"/>
+                <w:color w:val="323130"/>
+                <w:kern w:val="0"/>
+                <w:sz w:val="14"/>
+                <w:szCs w:val="14"/>
+                <w:lang w:eastAsia="zh-TW"/>
+                <w14:ligatures w14:val="none"/>
+              </w:rPr>
+              <w:t xml:space="preserve"> normal、承接 刮管 ok</w:t>
+            </w:r>
+          </w:p>
+        </w:tc>
+        <w:tc>
+          <w:tcPr>
+            <w:tcW w:w="1843" w:type="dxa"/>
             <w:noWrap/>
             <w:vAlign w:val="center"/>
             <w:hideMark/>
@@ -519,44 +1264,56 @@
             <w:pPr>
               <w:spacing w:after="0" w:line="240" w:lineRule="auto"/>
               <w:rPr>
-                <w:rFonts w:ascii="微軟正黑體" w:eastAsia="微軟正黑體" w:hAnsi="微軟正黑體" w:cs="Calibri"/>
-                <w:color w:val="000000"/>
-                <w:kern w:val="0"/>
-                <w:sz w:val="14"/>
-                <w:szCs w:val="14"/>
-                <w14:ligatures w14:val="none"/>
-              </w:rPr>
-            </w:pPr>
-            <w:r>
-              <w:rPr>
-                <w:rFonts w:ascii="微軟正黑體" w:eastAsia="微軟正黑體" w:hAnsi="微軟正黑體" w:cs="Calibri" w:hint="eastAsia"/>
-                <w:color w:val="000000"/>
-                <w:kern w:val="0"/>
-                <w:sz w:val="14"/>
-                <w:szCs w:val="14"/>
-                <w:lang w:eastAsia="zh-TW"/>
-                <w14:ligatures w14:val="none"/>
-              </w:rPr>
-              <w:t>N</w:t>
-            </w:r>
-            <w:r>
-              <w:rPr>
-                <w:rFonts w:ascii="微軟正黑體" w:eastAsia="微軟正黑體" w:hAnsi="微軟正黑體" w:cs="Calibri" w:hint="eastAsia"/>
-                <w:color w:val="000000"/>
-                <w:kern w:val="0"/>
-                <w:sz w:val="14"/>
-                <w:szCs w:val="14"/>
-                <w:lang w:eastAsia="zh-TW"/>
-                <w14:ligatures w14:val="none"/>
-              </w:rPr>
-              <w:t>6</w:t>
-            </w:r>
-          </w:p>
-        </w:tc>
-        <w:tc>
-          <w:tcPr>
-            <w:tcW w:w="709" w:type="dxa"/>
-            <w:shd w:val="clear" w:color="auto" w:fill="auto"/>
+                <w:rFonts w:ascii="微軟正黑體" w:eastAsia="微軟正黑體" w:hAnsi="微軟正黑體" w:cs="Segoe UI" w:hint="eastAsia"/>
+                <w:color w:val="323130"/>
+                <w:kern w:val="0"/>
+                <w:sz w:val="14"/>
+                <w:szCs w:val="14"/>
+                <w:lang w:eastAsia="zh-TW"/>
+                <w14:ligatures w14:val="none"/>
+              </w:rPr>
+            </w:pPr>
+            <w:r>
+              <w:rPr>
+                <w:rFonts w:ascii="微軟正黑體" w:eastAsia="微軟正黑體" w:hAnsi="微軟正黑體" w:cs="Segoe UI" w:hint="eastAsia"/>
+                <w:color w:val="323130"/>
+                <w:kern w:val="0"/>
+                <w:sz w:val="14"/>
+                <w:szCs w:val="14"/>
+                <w:lang w:eastAsia="zh-TW"/>
+                <w14:ligatures w14:val="none"/>
+              </w:rPr>
+              <w:t>SS-5 normal</w:t>
+            </w:r>
+            <w:r>
+              <w:rPr>
+                <w:rFonts w:ascii="微軟正黑體" w:eastAsia="微軟正黑體" w:hAnsi="微軟正黑體" w:cs="Segoe UI"/>
+                <w:color w:val="323130"/>
+                <w:kern w:val="0"/>
+                <w:sz w:val="14"/>
+                <w:szCs w:val="14"/>
+                <w:lang w:eastAsia="zh-TW"/>
+                <w14:ligatures w14:val="none"/>
+              </w:rPr>
+              <w:br/>
+            </w:r>
+            <w:r>
+              <w:rPr>
+                <w:rFonts w:ascii="微軟正黑體" w:eastAsia="微軟正黑體" w:hAnsi="微軟正黑體" w:cs="Segoe UI" w:hint="eastAsia"/>
+                <w:color w:val="323130"/>
+                <w:kern w:val="0"/>
+                <w:sz w:val="14"/>
+                <w:szCs w:val="14"/>
+                <w:lang w:eastAsia="zh-TW"/>
+                <w14:ligatures w14:val="none"/>
+              </w:rPr>
+              <w:t>SS-6有光斑</w:t>
+            </w:r>
+          </w:p>
+        </w:tc>
+        <w:tc>
+          <w:tcPr>
+            <w:tcW w:w="3685" w:type="dxa"/>
             <w:noWrap/>
             <w:vAlign w:val="center"/>
             <w:hideMark/>
@@ -565,299 +1322,6 @@
             <w:pPr>
               <w:spacing w:after="0" w:line="240" w:lineRule="auto"/>
               <w:rPr>
-                <w:rFonts w:ascii="微軟正黑體" w:eastAsia="微軟正黑體" w:hAnsi="微軟正黑體" w:cs="Calibri"/>
-                <w:color w:val="000000"/>
-                <w:kern w:val="0"/>
-                <w:sz w:val="14"/>
-                <w:szCs w:val="14"/>
-                <w:lang w:eastAsia="zh-TW"/>
-                <w14:ligatures w14:val="none"/>
-              </w:rPr>
-            </w:pPr>
-            <w:r>
-              <w:rPr>
-                <w:rFonts w:ascii="微軟正黑體" w:eastAsia="微軟正黑體" w:hAnsi="微軟正黑體" w:cs="Calibri" w:hint="eastAsia"/>
-                <w:color w:val="000000"/>
-                <w:kern w:val="0"/>
-                <w:sz w:val="14"/>
-                <w:szCs w:val="14"/>
-                <w:lang w:eastAsia="zh-TW"/>
-                <w14:ligatures w14:val="none"/>
-              </w:rPr>
-              <w:t>N0</w:t>
-            </w:r>
-            <w:r>
-              <w:rPr>
-                <w:rFonts w:ascii="微軟正黑體" w:eastAsia="微軟正黑體" w:hAnsi="微軟正黑體" w:cs="Calibri" w:hint="eastAsia"/>
-                <w:color w:val="000000"/>
-                <w:kern w:val="0"/>
-                <w:sz w:val="14"/>
-                <w:szCs w:val="14"/>
-                <w:lang w:eastAsia="zh-TW"/>
-                <w14:ligatures w14:val="none"/>
-              </w:rPr>
-              <w:t>8</w:t>
-            </w:r>
-          </w:p>
-        </w:tc>
-        <w:tc>
-          <w:tcPr>
-            <w:tcW w:w="1276" w:type="dxa"/>
-            <w:shd w:val="clear" w:color="auto" w:fill="auto"/>
-            <w:noWrap/>
-            <w:vAlign w:val="center"/>
-            <w:hideMark/>
-          </w:tcPr>
-          <w:p>
-            <w:pPr>
-              <w:spacing w:after="0" w:line="240" w:lineRule="auto"/>
-              <w:rPr>
-                <w:rFonts w:ascii="微軟正黑體" w:eastAsia="微軟正黑體" w:hAnsi="微軟正黑體" w:cs="Calibri" w:hint="eastAsia"/>
-                <w:color w:val="000000"/>
-                <w:kern w:val="0"/>
-                <w:sz w:val="14"/>
-                <w:szCs w:val="14"/>
-                <w:lang w:eastAsia="zh-TW"/>
-                <w14:ligatures w14:val="none"/>
-              </w:rPr>
-            </w:pPr>
-            <w:r>
-              <w:rPr>
-                <w:rFonts w:ascii="微軟正黑體" w:eastAsia="微軟正黑體" w:hAnsi="微軟正黑體" w:cs="Calibri" w:hint="eastAsia"/>
-                <w:color w:val="000000"/>
-                <w:kern w:val="0"/>
-                <w:sz w:val="14"/>
-                <w:szCs w:val="14"/>
-                <w:lang w:eastAsia="zh-TW"/>
-                <w14:ligatures w14:val="none"/>
-              </w:rPr>
-              <w:t xml:space="preserve">C1 </w:t>
-            </w:r>
-            <w:r>
-              <w:rPr>
-                <w:rFonts w:ascii="微軟正黑體" w:eastAsia="微軟正黑體" w:hAnsi="微軟正黑體" w:cs="Calibri"/>
-                <w:color w:val="000000"/>
-                <w:kern w:val="0"/>
-                <w:sz w:val="14"/>
-                <w:szCs w:val="14"/>
-                <w14:ligatures w14:val="none"/>
-              </w:rPr>
-              <w:t xml:space="preserve">PTC = </w:t>
-            </w:r>
-            <w:r>
-              <w:rPr>
-                <w:rFonts w:ascii="微軟正黑體" w:eastAsia="微軟正黑體" w:hAnsi="微軟正黑體" w:cs="Calibri" w:hint="eastAsia"/>
-                <w:color w:val="000000"/>
-                <w:kern w:val="0"/>
-                <w:sz w:val="14"/>
-                <w:szCs w:val="14"/>
-                <w:lang w:eastAsia="zh-TW"/>
-                <w14:ligatures w14:val="none"/>
-              </w:rPr>
-              <w:t>52</w:t>
-            </w:r>
-          </w:p>
-        </w:tc>
-        <w:tc>
-          <w:tcPr>
-            <w:tcW w:w="1559" w:type="dxa"/>
-            <w:shd w:val="clear" w:color="auto" w:fill="auto"/>
-            <w:noWrap/>
-            <w:vAlign w:val="center"/>
-            <w:hideMark/>
-          </w:tcPr>
-          <w:p>
-            <w:pPr>
-              <w:spacing w:after="0" w:line="240" w:lineRule="auto"/>
-              <w:rPr>
-                <w:rFonts w:ascii="微軟正黑體" w:eastAsia="微軟正黑體" w:hAnsi="微軟正黑體" w:cs="Calibri" w:hint="eastAsia"/>
-                <w:color w:val="000000"/>
-                <w:kern w:val="0"/>
-                <w:sz w:val="14"/>
-                <w:szCs w:val="14"/>
-                <w:lang w:eastAsia="zh-TW"/>
-                <w14:ligatures w14:val="none"/>
-              </w:rPr>
-            </w:pPr>
-            <w:r>
-              <w:rPr>
-                <w:rFonts w:ascii="微軟正黑體" w:eastAsia="微軟正黑體" w:hAnsi="微軟正黑體" w:cs="Calibri" w:hint="eastAsia"/>
-                <w:color w:val="000000"/>
-                <w:kern w:val="0"/>
-                <w:sz w:val="14"/>
-                <w:szCs w:val="14"/>
-                <w:lang w:eastAsia="zh-TW"/>
-                <w14:ligatures w14:val="none"/>
-              </w:rPr>
-              <w:t xml:space="preserve">PTC = </w:t>
-            </w:r>
-            <w:r>
-              <w:rPr>
-                <w:rFonts w:ascii="微軟正黑體" w:eastAsia="微軟正黑體" w:hAnsi="微軟正黑體" w:cs="Calibri" w:hint="eastAsia"/>
-                <w:color w:val="000000"/>
-                <w:kern w:val="0"/>
-                <w:sz w:val="14"/>
-                <w:szCs w:val="14"/>
-                <w:lang w:eastAsia="zh-TW"/>
-                <w14:ligatures w14:val="none"/>
-              </w:rPr>
-              <w:t>4/0/2</w:t>
-            </w:r>
-            <w:r>
-              <w:rPr>
-                <w:rFonts w:ascii="微軟正黑體" w:eastAsia="微軟正黑體" w:hAnsi="微軟正黑體" w:cs="Calibri"/>
-                <w:color w:val="000000"/>
-                <w:kern w:val="0"/>
-                <w:sz w:val="14"/>
-                <w:szCs w:val="14"/>
-                <w:lang w:eastAsia="zh-TW"/>
-                <w14:ligatures w14:val="none"/>
-              </w:rPr>
-              <w:br/>
-            </w:r>
-            <w:r>
-              <w:rPr>
-                <w:rFonts w:ascii="微軟正黑體" w:eastAsia="微軟正黑體" w:hAnsi="微軟正黑體" w:cs="Calibri" w:hint="eastAsia"/>
-                <w:color w:val="000000"/>
-                <w:kern w:val="0"/>
-                <w:sz w:val="14"/>
-                <w:szCs w:val="14"/>
-                <w:lang w:eastAsia="zh-TW"/>
-                <w14:ligatures w14:val="none"/>
-              </w:rPr>
-              <w:t>PTC = 0/0/4</w:t>
-            </w:r>
-          </w:p>
-        </w:tc>
-        <w:tc>
-          <w:tcPr>
-            <w:tcW w:w="3402" w:type="dxa"/>
-            <w:shd w:val="clear" w:color="auto" w:fill="auto"/>
-            <w:vAlign w:val="center"/>
-            <w:hideMark/>
-          </w:tcPr>
-          <w:p>
-            <w:pPr>
-              <w:spacing w:after="0" w:line="240" w:lineRule="auto"/>
-              <w:rPr>
-                <w:rFonts w:ascii="微軟正黑體" w:eastAsia="微軟正黑體" w:hAnsi="微軟正黑體" w:cs="Segoe UI" w:hint="eastAsia"/>
-                <w:color w:val="323130"/>
-                <w:kern w:val="0"/>
-                <w:sz w:val="14"/>
-                <w:szCs w:val="14"/>
-                <w:lang w:eastAsia="zh-TW"/>
-                <w14:ligatures w14:val="none"/>
-              </w:rPr>
-            </w:pPr>
-            <w:r>
-              <w:rPr>
-                <w:rFonts w:ascii="微軟正黑體" w:eastAsia="微軟正黑體" w:hAnsi="微軟正黑體" w:cs="Segoe UI" w:hint="eastAsia"/>
-                <w:color w:val="323130"/>
-                <w:kern w:val="0"/>
-                <w:sz w:val="14"/>
-                <w:szCs w:val="14"/>
-                <w:lang w:eastAsia="zh-TW"/>
-                <w14:ligatures w14:val="none"/>
-              </w:rPr>
-              <w:t>PTC map 2點鐘分布均勻, 有刮管痕跡、一顆承接石英鬆動、轉子間隙偏心</w:t>
-            </w:r>
-            <w:r>
-              <w:rPr>
-                <w:rFonts w:ascii="微軟正黑體" w:eastAsia="微軟正黑體" w:hAnsi="微軟正黑體" w:cs="Segoe UI"/>
-                <w:color w:val="323130"/>
-                <w:kern w:val="0"/>
-                <w:sz w:val="14"/>
-                <w:szCs w:val="14"/>
-                <w:lang w:eastAsia="zh-TW"/>
-                <w14:ligatures w14:val="none"/>
-              </w:rPr>
-              <w:t>,</w:t>
-            </w:r>
-            <w:r>
-              <w:rPr>
-                <w:rFonts w:ascii="微軟正黑體" w:eastAsia="微軟正黑體" w:hAnsi="微軟正黑體" w:cs="Segoe UI" w:hint="eastAsia"/>
-                <w:color w:val="323130"/>
-                <w:kern w:val="0"/>
-                <w:sz w:val="14"/>
-                <w:szCs w:val="14"/>
-                <w:lang w:eastAsia="zh-TW"/>
-                <w14:ligatures w14:val="none"/>
-              </w:rPr>
-              <w:t xml:space="preserve"> 更換轉子</w:t>
-            </w:r>
-            <w:r>
-              <w:rPr>
-                <w:rFonts w:ascii="微軟正黑體" w:eastAsia="微軟正黑體" w:hAnsi="微軟正黑體" w:cs="Segoe UI"/>
-                <w:color w:val="323130"/>
-                <w:kern w:val="0"/>
-                <w:sz w:val="14"/>
-                <w:szCs w:val="14"/>
-                <w:lang w:eastAsia="zh-TW"/>
-                <w14:ligatures w14:val="none"/>
-              </w:rPr>
-              <w:br/>
-            </w:r>
-            <w:r>
-              <w:rPr>
-                <w:rFonts w:ascii="微軟正黑體" w:eastAsia="微軟正黑體" w:hAnsi="微軟正黑體" w:cs="Segoe UI" w:hint="eastAsia"/>
-                <w:color w:val="323130"/>
-                <w:kern w:val="0"/>
-                <w:sz w:val="14"/>
-                <w:szCs w:val="14"/>
-                <w:lang w:eastAsia="zh-TW"/>
-                <w14:ligatures w14:val="none"/>
-              </w:rPr>
-              <w:t>check leveling and transfer ok</w:t>
-            </w:r>
-          </w:p>
-        </w:tc>
-        <w:tc>
-          <w:tcPr>
-            <w:tcW w:w="1843" w:type="dxa"/>
-            <w:shd w:val="clear" w:color="auto" w:fill="auto"/>
-            <w:noWrap/>
-            <w:vAlign w:val="center"/>
-            <w:hideMark/>
-          </w:tcPr>
-          <w:p>
-            <w:pPr>
-              <w:spacing w:after="0" w:line="240" w:lineRule="auto"/>
-              <w:rPr>
-                <w:rFonts w:ascii="微軟正黑體" w:eastAsia="微軟正黑體" w:hAnsi="微軟正黑體" w:cs="Segoe UI" w:hint="eastAsia"/>
-                <w:color w:val="323130"/>
-                <w:kern w:val="0"/>
-                <w:sz w:val="14"/>
-                <w:szCs w:val="14"/>
-                <w:lang w:eastAsia="zh-TW"/>
-                <w14:ligatures w14:val="none"/>
-              </w:rPr>
-            </w:pPr>
-            <w:r>
-              <w:rPr>
-                <w:rFonts w:ascii="微軟正黑體" w:eastAsia="微軟正黑體" w:hAnsi="微軟正黑體" w:cs="Segoe UI" w:hint="eastAsia"/>
-                <w:color w:val="323130"/>
-                <w:kern w:val="0"/>
-                <w:sz w:val="14"/>
-                <w:szCs w:val="14"/>
-                <w:lang w:eastAsia="zh-TW"/>
-                <w14:ligatures w14:val="none"/>
-              </w:rPr>
-              <w:t>25232720-4605-OP Def% 0.03%~0.33%</w:t>
-            </w:r>
-          </w:p>
-        </w:tc>
-        <w:tc>
-          <w:tcPr>
-            <w:tcW w:w="3685" w:type="dxa"/>
-            <w:shd w:val="clear" w:color="auto" w:fill="auto"/>
-            <w:noWrap/>
-            <w:vAlign w:val="center"/>
-            <w:hideMark/>
-          </w:tcPr>
-          <w:p>
-            <w:pPr>
-              <w:spacing w:after="0" w:line="240" w:lineRule="auto"/>
-              <w:rPr>
                 <w:rFonts w:ascii="微軟正黑體" w:eastAsia="微軟正黑體" w:hAnsi="微軟正黑體" w:cs="Times New Roman"/>
                 <w:kern w:val="0"/>
                 <w:sz w:val="14"/>
@@ -865,6 +1329,50 @@
                 <w14:ligatures w14:val="none"/>
               </w:rPr>
             </w:pPr>
+            <w:r>
+              <w:rPr>
+                <w:rFonts w:ascii="微軟正黑體" w:eastAsia="微軟正黑體" w:hAnsi="微軟正黑體" w:cs="Times New Roman"/>
+                <w:kern w:val="0"/>
+                <w:sz w:val="14"/>
+                <w:szCs w:val="14"/>
+                <w14:ligatures w14:val="none"/>
+              </w:rPr>
+              <w:drawing>
+                <wp:inline distT="0" distB="0" distL="0" distR="0" wp14:anchorId="0D35242F" wp14:editId="1C50DCAE">
+                  <wp:extent cx="2760462" cy="2018995"/>
+                  <wp:effectExtent l="0" t="0" r="1905" b="635"/>
+                  <wp:docPr id="716677714" name="圖片 1"/>
+                  <wp:cNvGraphicFramePr>
+                    <a:graphicFrameLocks xmlns:a="http://schemas.openxmlformats.org/drawingml/2006/main" noChangeAspect="1"/>
+                  </wp:cNvGraphicFramePr>
+                  <a:graphic xmlns:a="http://schemas.openxmlformats.org/drawingml/2006/main">
+                    <a:graphicData uri="http://schemas.openxmlformats.org/drawingml/2006/picture">
+                      <pic:pic xmlns:pic="http://schemas.openxmlformats.org/drawingml/2006/picture">
+                        <pic:nvPicPr>
+                          <pic:cNvPr id="716677714" name=""/>
+                          <pic:cNvPicPr/>
+                        </pic:nvPicPr>
+                        <pic:blipFill>
+                          <a:blip r:embed="rId7"/>
+                          <a:stretch>
+                            <a:fillRect/>
+                          </a:stretch>
+                        </pic:blipFill>
+                        <pic:spPr>
+                          <a:xfrm>
+                            <a:off x="0" y="0"/>
+                            <a:ext cx="2809292" cy="2054709"/>
+                          </a:xfrm>
+                          <a:prstGeom prst="rect">
+                            <a:avLst/>
+                          </a:prstGeom>
+                        </pic:spPr>
+                      </pic:pic>
+                    </a:graphicData>
+                  </a:graphic>
+                </wp:inline>
+              </w:drawing>
+            </w:r>
           </w:p>
         </w:tc>
         <w:tc>
@@ -894,7 +1402,6 @@
         <w:tc>
           <w:tcPr>
             <w:tcW w:w="1616" w:type="dxa"/>
-            <w:shd w:val="clear" w:color="auto" w:fill="auto"/>
             <w:noWrap/>
             <w:vAlign w:val="center"/>
           </w:tcPr>
@@ -903,135 +1410,83 @@
               <w:spacing w:after="0" w:line="240" w:lineRule="auto"/>
               <w:ind w:right="880"/>
               <w:rPr>
-                <w:rFonts w:ascii="微軟正黑體" w:eastAsia="微軟正黑體" w:hAnsi="微軟正黑體" w:cs="Calibri" w:hint="eastAsia"/>
-                <w:color w:val="000000"/>
-                <w:kern w:val="0"/>
-                <w:sz w:val="14"/>
-                <w:szCs w:val="14"/>
-                <w:lang w:eastAsia="zh-TW"/>
-                <w14:ligatures w14:val="none"/>
-              </w:rPr>
-            </w:pPr>
-            <w:r>
-              <w:rPr>
-                <w:rFonts w:ascii="微軟正黑體" w:eastAsia="微軟正黑體" w:hAnsi="微軟正黑體" w:cs="Calibri" w:hint="eastAsia"/>
-                <w:color w:val="000000"/>
-                <w:kern w:val="0"/>
-                <w:sz w:val="14"/>
-                <w:szCs w:val="14"/>
-                <w:lang w:eastAsia="zh-TW"/>
-                <w14:ligatures w14:val="none"/>
-              </w:rPr>
-              <w:t>06/11</w:t>
-            </w:r>
+                <w:rFonts w:ascii="微軟正黑體" w:eastAsia="微軟正黑體" w:hAnsi="微軟正黑體" w:cs="Calibri"/>
+                <w:color w:val="000000"/>
+                <w:kern w:val="0"/>
+                <w:sz w:val="14"/>
+                <w:szCs w:val="14"/>
+                <w:lang w:eastAsia="zh-TW"/>
+                <w14:ligatures w14:val="none"/>
+              </w:rPr>
+            </w:pPr>
           </w:p>
         </w:tc>
         <w:tc>
           <w:tcPr>
             <w:tcW w:w="511" w:type="dxa"/>
-            <w:shd w:val="clear" w:color="auto" w:fill="auto"/>
-            <w:noWrap/>
-            <w:vAlign w:val="center"/>
-          </w:tcPr>
-          <w:p>
-            <w:pPr>
-              <w:spacing w:after="0" w:line="240" w:lineRule="auto"/>
-              <w:rPr>
-                <w:rFonts w:ascii="微軟正黑體" w:eastAsia="微軟正黑體" w:hAnsi="微軟正黑體" w:cs="Calibri" w:hint="eastAsia"/>
-                <w:color w:val="000000"/>
-                <w:kern w:val="0"/>
-                <w:sz w:val="14"/>
-                <w:szCs w:val="14"/>
-                <w:lang w:eastAsia="zh-TW"/>
-                <w14:ligatures w14:val="none"/>
-              </w:rPr>
-            </w:pPr>
-            <w:r>
-              <w:rPr>
-                <w:rFonts w:ascii="微軟正黑體" w:eastAsia="微軟正黑體" w:hAnsi="微軟正黑體" w:cs="Calibri" w:hint="eastAsia"/>
-                <w:color w:val="000000"/>
-                <w:kern w:val="0"/>
-                <w:sz w:val="14"/>
-                <w:szCs w:val="14"/>
-                <w:lang w:eastAsia="zh-TW"/>
-                <w14:ligatures w14:val="none"/>
-              </w:rPr>
-              <w:t>N2</w:t>
-            </w:r>
+            <w:noWrap/>
+            <w:vAlign w:val="center"/>
+          </w:tcPr>
+          <w:p>
+            <w:pPr>
+              <w:spacing w:after="0" w:line="240" w:lineRule="auto"/>
+              <w:rPr>
+                <w:rFonts w:ascii="微軟正黑體" w:eastAsia="微軟正黑體" w:hAnsi="微軟正黑體" w:cs="Calibri"/>
+                <w:color w:val="000000"/>
+                <w:kern w:val="0"/>
+                <w:sz w:val="14"/>
+                <w:szCs w:val="14"/>
+                <w:lang w:eastAsia="zh-TW"/>
+                <w14:ligatures w14:val="none"/>
+              </w:rPr>
+            </w:pPr>
           </w:p>
         </w:tc>
         <w:tc>
           <w:tcPr>
             <w:tcW w:w="709" w:type="dxa"/>
-            <w:shd w:val="clear" w:color="auto" w:fill="auto"/>
-            <w:noWrap/>
-            <w:vAlign w:val="center"/>
-          </w:tcPr>
-          <w:p>
-            <w:pPr>
-              <w:spacing w:after="0" w:line="240" w:lineRule="auto"/>
-              <w:rPr>
-                <w:rFonts w:ascii="微軟正黑體" w:eastAsia="微軟正黑體" w:hAnsi="微軟正黑體" w:cs="Calibri" w:hint="eastAsia"/>
-                <w:color w:val="000000"/>
-                <w:kern w:val="0"/>
-                <w:sz w:val="14"/>
-                <w:szCs w:val="14"/>
-                <w:lang w:eastAsia="zh-TW"/>
-                <w14:ligatures w14:val="none"/>
-              </w:rPr>
-            </w:pPr>
-            <w:r>
-              <w:rPr>
-                <w:rFonts w:ascii="微軟正黑體" w:eastAsia="微軟正黑體" w:hAnsi="微軟正黑體" w:cs="Calibri" w:hint="eastAsia"/>
-                <w:color w:val="000000"/>
-                <w:kern w:val="0"/>
-                <w:sz w:val="14"/>
-                <w:szCs w:val="14"/>
-                <w:lang w:eastAsia="zh-TW"/>
-                <w14:ligatures w14:val="none"/>
-              </w:rPr>
-              <w:t>N01</w:t>
-            </w:r>
+            <w:noWrap/>
+            <w:vAlign w:val="center"/>
+          </w:tcPr>
+          <w:p>
+            <w:pPr>
+              <w:spacing w:after="0" w:line="240" w:lineRule="auto"/>
+              <w:rPr>
+                <w:rFonts w:ascii="微軟正黑體" w:eastAsia="微軟正黑體" w:hAnsi="微軟正黑體" w:cs="Calibri"/>
+                <w:color w:val="000000"/>
+                <w:kern w:val="0"/>
+                <w:sz w:val="14"/>
+                <w:szCs w:val="14"/>
+                <w:lang w:eastAsia="zh-TW"/>
+                <w14:ligatures w14:val="none"/>
+              </w:rPr>
+            </w:pPr>
           </w:p>
         </w:tc>
         <w:tc>
           <w:tcPr>
             <w:tcW w:w="1276" w:type="dxa"/>
-            <w:shd w:val="clear" w:color="auto" w:fill="auto"/>
-            <w:noWrap/>
-            <w:vAlign w:val="center"/>
-          </w:tcPr>
-          <w:p>
-            <w:pPr>
-              <w:spacing w:after="0" w:line="240" w:lineRule="auto"/>
-              <w:rPr>
-                <w:rFonts w:ascii="微軟正黑體" w:eastAsia="微軟正黑體" w:hAnsi="微軟正黑體" w:cs="Calibri" w:hint="eastAsia"/>
-                <w:color w:val="000000"/>
-                <w:kern w:val="0"/>
-                <w:sz w:val="14"/>
-                <w:szCs w:val="14"/>
-                <w:lang w:eastAsia="zh-TW"/>
-                <w14:ligatures w14:val="none"/>
-              </w:rPr>
-            </w:pPr>
-            <w:r>
-              <w:rPr>
-                <w:rFonts w:ascii="微軟正黑體" w:eastAsia="微軟正黑體" w:hAnsi="微軟正黑體" w:cs="Calibri" w:hint="eastAsia"/>
-                <w:color w:val="000000"/>
-                <w:kern w:val="0"/>
-                <w:sz w:val="14"/>
-                <w:szCs w:val="14"/>
-                <w:lang w:eastAsia="zh-TW"/>
-                <w14:ligatures w14:val="none"/>
-              </w:rPr>
-              <w:t>C4 PTC = 268</w:t>
-            </w:r>
+            <w:noWrap/>
+            <w:vAlign w:val="center"/>
+          </w:tcPr>
+          <w:p>
+            <w:pPr>
+              <w:spacing w:after="0" w:line="240" w:lineRule="auto"/>
+              <w:rPr>
+                <w:rFonts w:ascii="微軟正黑體" w:eastAsia="微軟正黑體" w:hAnsi="微軟正黑體" w:cs="Calibri"/>
+                <w:color w:val="000000"/>
+                <w:kern w:val="0"/>
+                <w:sz w:val="14"/>
+                <w:szCs w:val="14"/>
+                <w:lang w:eastAsia="zh-TW"/>
+                <w14:ligatures w14:val="none"/>
+              </w:rPr>
+            </w:pPr>
           </w:p>
         </w:tc>
         <w:tc>
           <w:tcPr>
             <w:tcW w:w="1559" w:type="dxa"/>
-            <w:shd w:val="clear" w:color="auto" w:fill="auto"/>
             <w:noWrap/>
             <w:vAlign w:val="center"/>
           </w:tcPr>
@@ -1052,35 +1507,11 @@
         <w:tc>
           <w:tcPr>
             <w:tcW w:w="3402" w:type="dxa"/>
-            <w:shd w:val="clear" w:color="auto" w:fill="auto"/>
-            <w:vAlign w:val="center"/>
-          </w:tcPr>
-          <w:p>
-            <w:pPr>
-              <w:spacing w:after="0" w:line="240" w:lineRule="auto"/>
-              <w:rPr>
-                <w:rFonts w:ascii="微軟正黑體" w:eastAsia="微軟正黑體" w:hAnsi="微軟正黑體" w:cs="Segoe UI" w:hint="eastAsia"/>
-                <w:color w:val="323130"/>
-                <w:kern w:val="0"/>
-                <w:sz w:val="14"/>
-                <w:szCs w:val="14"/>
-                <w:lang w:eastAsia="zh-TW"/>
-                <w14:ligatures w14:val="none"/>
-              </w:rPr>
-            </w:pPr>
-            <w:r>
-              <w:rPr>
-                <w:rFonts w:ascii="微軟正黑體" w:eastAsia="微軟正黑體" w:hAnsi="微軟正黑體" w:cs="Segoe UI" w:hint="eastAsia"/>
-                <w:color w:val="323130"/>
-                <w:kern w:val="0"/>
-                <w:sz w:val="14"/>
-                <w:szCs w:val="14"/>
-                <w:lang w:eastAsia="zh-TW"/>
-                <w14:ligatures w14:val="none"/>
-              </w:rPr>
-              <w:t>PTC map 10點鐘噴射狀, 卸載轉子手轉有卡頓異音, 更換轉子、</w:t>
-            </w:r>
-            <w:r>
+            <w:vAlign w:val="center"/>
+          </w:tcPr>
+          <w:p>
+            <w:pPr>
+              <w:spacing w:after="0" w:line="240" w:lineRule="auto"/>
               <w:rPr>
                 <w:rFonts w:ascii="微軟正黑體" w:eastAsia="微軟正黑體" w:hAnsi="微軟正黑體" w:cs="Segoe UI"/>
                 <w:color w:val="323130"/>
@@ -1090,21 +1521,18 @@
                 <w:lang w:eastAsia="zh-TW"/>
                 <w14:ligatures w14:val="none"/>
               </w:rPr>
-              <w:t>c</w:t>
-            </w:r>
-            <w:r>
-              <w:rPr>
-                <w:rFonts w:ascii="微軟正黑體" w:eastAsia="微軟正黑體" w:hAnsi="微軟正黑體" w:cs="Segoe UI" w:hint="eastAsia"/>
-                <w:color w:val="323130"/>
-                <w:kern w:val="0"/>
-                <w:sz w:val="14"/>
-                <w:szCs w:val="14"/>
-                <w:lang w:eastAsia="zh-TW"/>
-                <w14:ligatures w14:val="none"/>
-              </w:rPr>
-              <w:t>heck 承接、刮管</w:t>
-            </w:r>
-            <w:r>
+            </w:pPr>
+          </w:p>
+        </w:tc>
+        <w:tc>
+          <w:tcPr>
+            <w:tcW w:w="1843" w:type="dxa"/>
+            <w:noWrap/>
+            <w:vAlign w:val="center"/>
+          </w:tcPr>
+          <w:p>
+            <w:pPr>
+              <w:spacing w:after="0" w:line="240" w:lineRule="auto"/>
               <w:rPr>
                 <w:rFonts w:ascii="微軟正黑體" w:eastAsia="微軟正黑體" w:hAnsi="微軟正黑體" w:cs="Segoe UI"/>
                 <w:color w:val="323130"/>
@@ -1114,86 +1542,12 @@
                 <w:lang w:eastAsia="zh-TW"/>
                 <w14:ligatures w14:val="none"/>
               </w:rPr>
-              <w:t>o</w:t>
-            </w:r>
-            <w:r>
-              <w:rPr>
-                <w:rFonts w:ascii="微軟正黑體" w:eastAsia="微軟正黑體" w:hAnsi="微軟正黑體" w:cs="Segoe UI" w:hint="eastAsia"/>
-                <w:color w:val="323130"/>
-                <w:kern w:val="0"/>
-                <w:sz w:val="14"/>
-                <w:szCs w:val="14"/>
-                <w:lang w:eastAsia="zh-TW"/>
-                <w14:ligatures w14:val="none"/>
-              </w:rPr>
-              <w:t>k</w:t>
-            </w:r>
-          </w:p>
-        </w:tc>
-        <w:tc>
-          <w:tcPr>
-            <w:tcW w:w="1843" w:type="dxa"/>
-            <w:shd w:val="clear" w:color="auto" w:fill="auto"/>
-            <w:noWrap/>
-            <w:vAlign w:val="center"/>
-          </w:tcPr>
-          <w:p>
-            <w:pPr>
-              <w:spacing w:after="0" w:line="240" w:lineRule="auto"/>
-              <w:rPr>
-                <w:rFonts w:ascii="微軟正黑體" w:eastAsia="微軟正黑體" w:hAnsi="微軟正黑體" w:cs="Segoe UI"/>
-                <w:color w:val="323130"/>
-                <w:kern w:val="0"/>
-                <w:sz w:val="14"/>
-                <w:szCs w:val="14"/>
-                <w:lang w:eastAsia="zh-TW"/>
-                <w14:ligatures w14:val="none"/>
-              </w:rPr>
-            </w:pPr>
-            <w:r>
-              <w:rPr>
-                <w:rFonts w:ascii="微軟正黑體" w:eastAsia="微軟正黑體" w:hAnsi="微軟正黑體" w:cs="Segoe UI" w:hint="eastAsia"/>
-                <w:color w:val="323130"/>
-                <w:kern w:val="0"/>
-                <w:sz w:val="14"/>
-                <w:szCs w:val="14"/>
-                <w:lang w:eastAsia="zh-TW"/>
-                <w14:ligatures w14:val="none"/>
-              </w:rPr>
-              <w:t>OM check normal</w:t>
-            </w:r>
-          </w:p>
-          <w:p>
-            <w:pPr>
-              <w:spacing w:after="0" w:line="240" w:lineRule="auto"/>
-              <w:rPr>
-                <w:rFonts w:ascii="微軟正黑體" w:eastAsia="微軟正黑體" w:hAnsi="微軟正黑體" w:cs="Segoe UI" w:hint="eastAsia"/>
-                <w:color w:val="323130"/>
-                <w:kern w:val="0"/>
-                <w:sz w:val="14"/>
-                <w:szCs w:val="14"/>
-                <w:lang w:eastAsia="zh-TW"/>
-                <w14:ligatures w14:val="none"/>
-              </w:rPr>
-            </w:pPr>
-            <w:r>
-              <w:rPr>
-                <w:rFonts w:ascii="微軟正黑體" w:eastAsia="微軟正黑體" w:hAnsi="微軟正黑體" w:cs="Segoe UI" w:hint="eastAsia"/>
-                <w:color w:val="323130"/>
-                <w:kern w:val="0"/>
-                <w:sz w:val="14"/>
-                <w:szCs w:val="14"/>
-                <w:lang w:eastAsia="zh-TW"/>
-                <w14:ligatures w14:val="none"/>
-              </w:rPr>
-              <w:t>do D-clean</w:t>
-            </w:r>
+            </w:pPr>
           </w:p>
         </w:tc>
         <w:tc>
           <w:tcPr>
             <w:tcW w:w="3685" w:type="dxa"/>
-            <w:shd w:val="clear" w:color="auto" w:fill="auto"/>
             <w:noWrap/>
             <w:vAlign w:val="center"/>
           </w:tcPr>
@@ -1236,7 +1590,6 @@
         <w:tc>
           <w:tcPr>
             <w:tcW w:w="1616" w:type="dxa"/>
-            <w:shd w:val="clear" w:color="auto" w:fill="auto"/>
             <w:noWrap/>
             <w:vAlign w:val="center"/>
           </w:tcPr>
@@ -1259,7 +1612,6 @@
         <w:tc>
           <w:tcPr>
             <w:tcW w:w="511" w:type="dxa"/>
-            <w:shd w:val="clear" w:color="auto" w:fill="auto"/>
             <w:noWrap/>
             <w:vAlign w:val="center"/>
           </w:tcPr>
@@ -1281,7 +1633,6 @@
         <w:tc>
           <w:tcPr>
             <w:tcW w:w="709" w:type="dxa"/>
-            <w:shd w:val="clear" w:color="auto" w:fill="auto"/>
             <w:noWrap/>
             <w:vAlign w:val="center"/>
           </w:tcPr>
@@ -1303,7 +1654,6 @@
         <w:tc>
           <w:tcPr>
             <w:tcW w:w="1276" w:type="dxa"/>
-            <w:shd w:val="clear" w:color="auto" w:fill="auto"/>
             <w:noWrap/>
             <w:vAlign w:val="center"/>
           </w:tcPr>
@@ -1325,7 +1675,6 @@
         <w:tc>
           <w:tcPr>
             <w:tcW w:w="1559" w:type="dxa"/>
-            <w:shd w:val="clear" w:color="auto" w:fill="auto"/>
             <w:noWrap/>
             <w:vAlign w:val="center"/>
           </w:tcPr>
@@ -1347,7 +1696,6 @@
         <w:tc>
           <w:tcPr>
             <w:tcW w:w="3402" w:type="dxa"/>
-            <w:shd w:val="clear" w:color="auto" w:fill="auto"/>
             <w:vAlign w:val="center"/>
           </w:tcPr>
           <w:p>
@@ -1368,7 +1716,6 @@
         <w:tc>
           <w:tcPr>
             <w:tcW w:w="1843" w:type="dxa"/>
-            <w:shd w:val="clear" w:color="auto" w:fill="auto"/>
             <w:noWrap/>
             <w:vAlign w:val="center"/>
           </w:tcPr>
@@ -1390,7 +1737,6 @@
         <w:tc>
           <w:tcPr>
             <w:tcW w:w="3685" w:type="dxa"/>
-            <w:shd w:val="clear" w:color="auto" w:fill="auto"/>
             <w:noWrap/>
             <w:vAlign w:val="center"/>
           </w:tcPr>
@@ -1433,7 +1779,6 @@
         <w:tc>
           <w:tcPr>
             <w:tcW w:w="1616" w:type="dxa"/>
-            <w:shd w:val="clear" w:color="auto" w:fill="auto"/>
             <w:noWrap/>
             <w:vAlign w:val="center"/>
           </w:tcPr>
@@ -1456,7 +1801,6 @@
         <w:tc>
           <w:tcPr>
             <w:tcW w:w="511" w:type="dxa"/>
-            <w:shd w:val="clear" w:color="auto" w:fill="auto"/>
             <w:noWrap/>
             <w:vAlign w:val="center"/>
           </w:tcPr>
@@ -1478,7 +1822,6 @@
         <w:tc>
           <w:tcPr>
             <w:tcW w:w="709" w:type="dxa"/>
-            <w:shd w:val="clear" w:color="auto" w:fill="auto"/>
             <w:noWrap/>
             <w:vAlign w:val="center"/>
           </w:tcPr>
@@ -1500,7 +1843,6 @@
         <w:tc>
           <w:tcPr>
             <w:tcW w:w="1276" w:type="dxa"/>
-            <w:shd w:val="clear" w:color="auto" w:fill="auto"/>
             <w:noWrap/>
             <w:vAlign w:val="center"/>
           </w:tcPr>
@@ -1522,7 +1864,6 @@
         <w:tc>
           <w:tcPr>
             <w:tcW w:w="1559" w:type="dxa"/>
-            <w:shd w:val="clear" w:color="auto" w:fill="auto"/>
             <w:noWrap/>
             <w:vAlign w:val="center"/>
           </w:tcPr>
@@ -1544,7 +1885,6 @@
         <w:tc>
           <w:tcPr>
             <w:tcW w:w="3402" w:type="dxa"/>
-            <w:shd w:val="clear" w:color="auto" w:fill="auto"/>
             <w:vAlign w:val="center"/>
           </w:tcPr>
           <w:p>
@@ -1565,7 +1905,6 @@
         <w:tc>
           <w:tcPr>
             <w:tcW w:w="1843" w:type="dxa"/>
-            <w:shd w:val="clear" w:color="auto" w:fill="auto"/>
             <w:noWrap/>
             <w:vAlign w:val="center"/>
           </w:tcPr>
@@ -1587,7 +1926,6 @@
         <w:tc>
           <w:tcPr>
             <w:tcW w:w="3685" w:type="dxa"/>
-            <w:shd w:val="clear" w:color="auto" w:fill="auto"/>
             <w:noWrap/>
             <w:vAlign w:val="center"/>
           </w:tcPr>
@@ -1630,7 +1968,6 @@
         <w:tc>
           <w:tcPr>
             <w:tcW w:w="1616" w:type="dxa"/>
-            <w:shd w:val="clear" w:color="auto" w:fill="auto"/>
             <w:noWrap/>
             <w:vAlign w:val="center"/>
           </w:tcPr>
@@ -1653,7 +1990,6 @@
         <w:tc>
           <w:tcPr>
             <w:tcW w:w="511" w:type="dxa"/>
-            <w:shd w:val="clear" w:color="auto" w:fill="auto"/>
             <w:noWrap/>
             <w:vAlign w:val="center"/>
           </w:tcPr>
@@ -1675,7 +2011,6 @@
         <w:tc>
           <w:tcPr>
             <w:tcW w:w="709" w:type="dxa"/>
-            <w:shd w:val="clear" w:color="auto" w:fill="auto"/>
             <w:noWrap/>
             <w:vAlign w:val="center"/>
           </w:tcPr>
@@ -1697,7 +2032,6 @@
         <w:tc>
           <w:tcPr>
             <w:tcW w:w="1276" w:type="dxa"/>
-            <w:shd w:val="clear" w:color="auto" w:fill="auto"/>
             <w:noWrap/>
             <w:vAlign w:val="center"/>
           </w:tcPr>
@@ -1719,7 +2053,6 @@
         <w:tc>
           <w:tcPr>
             <w:tcW w:w="1559" w:type="dxa"/>
-            <w:shd w:val="clear" w:color="auto" w:fill="auto"/>
             <w:noWrap/>
             <w:vAlign w:val="center"/>
           </w:tcPr>
@@ -1741,7 +2074,6 @@
         <w:tc>
           <w:tcPr>
             <w:tcW w:w="3402" w:type="dxa"/>
-            <w:shd w:val="clear" w:color="auto" w:fill="auto"/>
             <w:vAlign w:val="center"/>
           </w:tcPr>
           <w:p>
@@ -1762,7 +2094,6 @@
         <w:tc>
           <w:tcPr>
             <w:tcW w:w="1843" w:type="dxa"/>
-            <w:shd w:val="clear" w:color="auto" w:fill="auto"/>
             <w:noWrap/>
             <w:vAlign w:val="center"/>
           </w:tcPr>
@@ -1784,7 +2115,6 @@
         <w:tc>
           <w:tcPr>
             <w:tcW w:w="3685" w:type="dxa"/>
-            <w:shd w:val="clear" w:color="auto" w:fill="auto"/>
             <w:noWrap/>
             <w:vAlign w:val="center"/>
           </w:tcPr>
@@ -1827,7 +2157,6 @@
         <w:tc>
           <w:tcPr>
             <w:tcW w:w="1616" w:type="dxa"/>
-            <w:shd w:val="clear" w:color="auto" w:fill="auto"/>
             <w:noWrap/>
             <w:vAlign w:val="center"/>
           </w:tcPr>
@@ -1850,7 +2179,6 @@
         <w:tc>
           <w:tcPr>
             <w:tcW w:w="511" w:type="dxa"/>
-            <w:shd w:val="clear" w:color="auto" w:fill="auto"/>
             <w:noWrap/>
             <w:vAlign w:val="center"/>
           </w:tcPr>
@@ -1872,7 +2200,6 @@
         <w:tc>
           <w:tcPr>
             <w:tcW w:w="709" w:type="dxa"/>
-            <w:shd w:val="clear" w:color="auto" w:fill="auto"/>
             <w:noWrap/>
             <w:vAlign w:val="center"/>
           </w:tcPr>
@@ -1894,7 +2221,6 @@
         <w:tc>
           <w:tcPr>
             <w:tcW w:w="1276" w:type="dxa"/>
-            <w:shd w:val="clear" w:color="auto" w:fill="auto"/>
             <w:noWrap/>
             <w:vAlign w:val="center"/>
           </w:tcPr>
@@ -1916,7 +2242,6 @@
         <w:tc>
           <w:tcPr>
             <w:tcW w:w="1559" w:type="dxa"/>
-            <w:shd w:val="clear" w:color="auto" w:fill="auto"/>
             <w:noWrap/>
             <w:vAlign w:val="center"/>
           </w:tcPr>
@@ -1938,7 +2263,6 @@
         <w:tc>
           <w:tcPr>
             <w:tcW w:w="3402" w:type="dxa"/>
-            <w:shd w:val="clear" w:color="auto" w:fill="auto"/>
             <w:vAlign w:val="center"/>
           </w:tcPr>
           <w:p>
@@ -1959,7 +2283,6 @@
         <w:tc>
           <w:tcPr>
             <w:tcW w:w="1843" w:type="dxa"/>
-            <w:shd w:val="clear" w:color="auto" w:fill="auto"/>
             <w:noWrap/>
             <w:vAlign w:val="center"/>
           </w:tcPr>
@@ -1981,7 +2304,6 @@
         <w:tc>
           <w:tcPr>
             <w:tcW w:w="3685" w:type="dxa"/>
-            <w:shd w:val="clear" w:color="auto" w:fill="auto"/>
             <w:noWrap/>
             <w:vAlign w:val="center"/>
           </w:tcPr>
@@ -2024,7 +2346,6 @@
         <w:tc>
           <w:tcPr>
             <w:tcW w:w="1616" w:type="dxa"/>
-            <w:shd w:val="clear" w:color="auto" w:fill="auto"/>
             <w:noWrap/>
             <w:vAlign w:val="center"/>
           </w:tcPr>
@@ -2047,7 +2368,6 @@
         <w:tc>
           <w:tcPr>
             <w:tcW w:w="511" w:type="dxa"/>
-            <w:shd w:val="clear" w:color="auto" w:fill="auto"/>
             <w:noWrap/>
             <w:vAlign w:val="center"/>
           </w:tcPr>
@@ -2069,7 +2389,6 @@
         <w:tc>
           <w:tcPr>
             <w:tcW w:w="709" w:type="dxa"/>
-            <w:shd w:val="clear" w:color="auto" w:fill="auto"/>
             <w:noWrap/>
             <w:vAlign w:val="center"/>
           </w:tcPr>
@@ -2091,7 +2410,6 @@
         <w:tc>
           <w:tcPr>
             <w:tcW w:w="1276" w:type="dxa"/>
-            <w:shd w:val="clear" w:color="auto" w:fill="auto"/>
             <w:noWrap/>
             <w:vAlign w:val="center"/>
           </w:tcPr>
@@ -2113,7 +2431,6 @@
         <w:tc>
           <w:tcPr>
             <w:tcW w:w="1559" w:type="dxa"/>
-            <w:shd w:val="clear" w:color="auto" w:fill="auto"/>
             <w:noWrap/>
             <w:vAlign w:val="center"/>
           </w:tcPr>
@@ -2135,7 +2452,6 @@
         <w:tc>
           <w:tcPr>
             <w:tcW w:w="3402" w:type="dxa"/>
-            <w:shd w:val="clear" w:color="auto" w:fill="auto"/>
             <w:vAlign w:val="center"/>
           </w:tcPr>
           <w:p>
@@ -2156,7 +2472,6 @@
         <w:tc>
           <w:tcPr>
             <w:tcW w:w="1843" w:type="dxa"/>
-            <w:shd w:val="clear" w:color="auto" w:fill="auto"/>
             <w:noWrap/>
             <w:vAlign w:val="center"/>
           </w:tcPr>
@@ -2178,7 +2493,6 @@
         <w:tc>
           <w:tcPr>
             <w:tcW w:w="3685" w:type="dxa"/>
-            <w:shd w:val="clear" w:color="auto" w:fill="auto"/>
             <w:noWrap/>
             <w:vAlign w:val="center"/>
           </w:tcPr>
@@ -2221,7 +2535,6 @@
         <w:tc>
           <w:tcPr>
             <w:tcW w:w="1616" w:type="dxa"/>
-            <w:shd w:val="clear" w:color="auto" w:fill="auto"/>
             <w:noWrap/>
             <w:vAlign w:val="center"/>
           </w:tcPr>
@@ -2244,7 +2557,6 @@
         <w:tc>
           <w:tcPr>
             <w:tcW w:w="511" w:type="dxa"/>
-            <w:shd w:val="clear" w:color="auto" w:fill="auto"/>
             <w:noWrap/>
             <w:vAlign w:val="center"/>
           </w:tcPr>
@@ -2266,7 +2578,6 @@
         <w:tc>
           <w:tcPr>
             <w:tcW w:w="709" w:type="dxa"/>
-            <w:shd w:val="clear" w:color="auto" w:fill="auto"/>
             <w:noWrap/>
             <w:vAlign w:val="center"/>
           </w:tcPr>
@@ -2288,7 +2599,6 @@
         <w:tc>
           <w:tcPr>
             <w:tcW w:w="1276" w:type="dxa"/>
-            <w:shd w:val="clear" w:color="auto" w:fill="auto"/>
             <w:noWrap/>
             <w:vAlign w:val="center"/>
           </w:tcPr>
@@ -2310,7 +2620,6 @@
         <w:tc>
           <w:tcPr>
             <w:tcW w:w="1559" w:type="dxa"/>
-            <w:shd w:val="clear" w:color="auto" w:fill="auto"/>
             <w:noWrap/>
             <w:vAlign w:val="center"/>
           </w:tcPr>
@@ -2332,7 +2641,6 @@
         <w:tc>
           <w:tcPr>
             <w:tcW w:w="3402" w:type="dxa"/>
-            <w:shd w:val="clear" w:color="auto" w:fill="auto"/>
             <w:vAlign w:val="center"/>
           </w:tcPr>
           <w:p>
@@ -2353,7 +2661,6 @@
         <w:tc>
           <w:tcPr>
             <w:tcW w:w="1843" w:type="dxa"/>
-            <w:shd w:val="clear" w:color="auto" w:fill="auto"/>
             <w:noWrap/>
             <w:vAlign w:val="center"/>
           </w:tcPr>
@@ -2375,7 +2682,6 @@
         <w:tc>
           <w:tcPr>
             <w:tcW w:w="3685" w:type="dxa"/>
-            <w:shd w:val="clear" w:color="auto" w:fill="auto"/>
             <w:noWrap/>
             <w:vAlign w:val="center"/>
           </w:tcPr>
@@ -2418,7 +2724,6 @@
         <w:tc>
           <w:tcPr>
             <w:tcW w:w="1616" w:type="dxa"/>
-            <w:shd w:val="clear" w:color="auto" w:fill="auto"/>
             <w:noWrap/>
             <w:vAlign w:val="center"/>
           </w:tcPr>
@@ -2441,7 +2746,6 @@
         <w:tc>
           <w:tcPr>
             <w:tcW w:w="511" w:type="dxa"/>
-            <w:shd w:val="clear" w:color="auto" w:fill="auto"/>
             <w:noWrap/>
             <w:vAlign w:val="center"/>
           </w:tcPr>
@@ -2463,7 +2767,6 @@
         <w:tc>
           <w:tcPr>
             <w:tcW w:w="709" w:type="dxa"/>
-            <w:shd w:val="clear" w:color="auto" w:fill="auto"/>
             <w:noWrap/>
             <w:vAlign w:val="center"/>
           </w:tcPr>
@@ -2485,7 +2788,6 @@
         <w:tc>
           <w:tcPr>
             <w:tcW w:w="1276" w:type="dxa"/>
-            <w:shd w:val="clear" w:color="auto" w:fill="auto"/>
             <w:noWrap/>
             <w:vAlign w:val="center"/>
           </w:tcPr>
@@ -2507,7 +2809,6 @@
         <w:tc>
           <w:tcPr>
             <w:tcW w:w="1559" w:type="dxa"/>
-            <w:shd w:val="clear" w:color="auto" w:fill="auto"/>
             <w:noWrap/>
             <w:vAlign w:val="center"/>
           </w:tcPr>
@@ -2529,7 +2830,6 @@
         <w:tc>
           <w:tcPr>
             <w:tcW w:w="3402" w:type="dxa"/>
-            <w:shd w:val="clear" w:color="auto" w:fill="auto"/>
             <w:vAlign w:val="center"/>
           </w:tcPr>
           <w:p>
@@ -2550,7 +2850,6 @@
         <w:tc>
           <w:tcPr>
             <w:tcW w:w="1843" w:type="dxa"/>
-            <w:shd w:val="clear" w:color="auto" w:fill="auto"/>
             <w:noWrap/>
             <w:vAlign w:val="center"/>
           </w:tcPr>
@@ -2572,7 +2871,6 @@
         <w:tc>
           <w:tcPr>
             <w:tcW w:w="3685" w:type="dxa"/>
-            <w:shd w:val="clear" w:color="auto" w:fill="auto"/>
             <w:noWrap/>
             <w:vAlign w:val="center"/>
           </w:tcPr>
@@ -2615,7 +2913,6 @@
         <w:tc>
           <w:tcPr>
             <w:tcW w:w="1616" w:type="dxa"/>
-            <w:shd w:val="clear" w:color="auto" w:fill="auto"/>
             <w:noWrap/>
             <w:vAlign w:val="center"/>
           </w:tcPr>
@@ -2638,7 +2935,6 @@
         <w:tc>
           <w:tcPr>
             <w:tcW w:w="511" w:type="dxa"/>
-            <w:shd w:val="clear" w:color="auto" w:fill="auto"/>
             <w:noWrap/>
             <w:vAlign w:val="center"/>
           </w:tcPr>
@@ -2660,7 +2956,6 @@
         <w:tc>
           <w:tcPr>
             <w:tcW w:w="709" w:type="dxa"/>
-            <w:shd w:val="clear" w:color="auto" w:fill="auto"/>
             <w:noWrap/>
             <w:vAlign w:val="center"/>
           </w:tcPr>
@@ -2682,7 +2977,6 @@
         <w:tc>
           <w:tcPr>
             <w:tcW w:w="1276" w:type="dxa"/>
-            <w:shd w:val="clear" w:color="auto" w:fill="auto"/>
             <w:noWrap/>
             <w:vAlign w:val="center"/>
           </w:tcPr>
@@ -2704,7 +2998,6 @@
         <w:tc>
           <w:tcPr>
             <w:tcW w:w="1559" w:type="dxa"/>
-            <w:shd w:val="clear" w:color="auto" w:fill="auto"/>
             <w:noWrap/>
             <w:vAlign w:val="center"/>
           </w:tcPr>
@@ -2726,7 +3019,6 @@
         <w:tc>
           <w:tcPr>
             <w:tcW w:w="3402" w:type="dxa"/>
-            <w:shd w:val="clear" w:color="auto" w:fill="auto"/>
             <w:vAlign w:val="center"/>
           </w:tcPr>
           <w:p>
@@ -2747,7 +3039,6 @@
         <w:tc>
           <w:tcPr>
             <w:tcW w:w="1843" w:type="dxa"/>
-            <w:shd w:val="clear" w:color="auto" w:fill="auto"/>
             <w:noWrap/>
             <w:vAlign w:val="center"/>
           </w:tcPr>
@@ -2769,7 +3060,6 @@
         <w:tc>
           <w:tcPr>
             <w:tcW w:w="3685" w:type="dxa"/>
-            <w:shd w:val="clear" w:color="auto" w:fill="auto"/>
             <w:noWrap/>
             <w:vAlign w:val="center"/>
           </w:tcPr>
@@ -2812,7 +3102,6 @@
         <w:tc>
           <w:tcPr>
             <w:tcW w:w="1616" w:type="dxa"/>
-            <w:shd w:val="clear" w:color="auto" w:fill="auto"/>
             <w:noWrap/>
             <w:vAlign w:val="center"/>
           </w:tcPr>
@@ -2835,7 +3124,6 @@
         <w:tc>
           <w:tcPr>
             <w:tcW w:w="511" w:type="dxa"/>
-            <w:shd w:val="clear" w:color="auto" w:fill="auto"/>
             <w:noWrap/>
             <w:vAlign w:val="center"/>
           </w:tcPr>
@@ -2857,7 +3145,6 @@
         <w:tc>
           <w:tcPr>
             <w:tcW w:w="709" w:type="dxa"/>
-            <w:shd w:val="clear" w:color="auto" w:fill="auto"/>
             <w:noWrap/>
             <w:vAlign w:val="center"/>
           </w:tcPr>
@@ -2879,7 +3166,6 @@
         <w:tc>
           <w:tcPr>
             <w:tcW w:w="1276" w:type="dxa"/>
-            <w:shd w:val="clear" w:color="auto" w:fill="auto"/>
             <w:noWrap/>
             <w:vAlign w:val="center"/>
           </w:tcPr>
@@ -2901,7 +3187,6 @@
         <w:tc>
           <w:tcPr>
             <w:tcW w:w="1559" w:type="dxa"/>
-            <w:shd w:val="clear" w:color="auto" w:fill="auto"/>
             <w:noWrap/>
             <w:vAlign w:val="center"/>
           </w:tcPr>
@@ -2923,7 +3208,6 @@
         <w:tc>
           <w:tcPr>
             <w:tcW w:w="3402" w:type="dxa"/>
-            <w:shd w:val="clear" w:color="auto" w:fill="auto"/>
             <w:vAlign w:val="center"/>
           </w:tcPr>
           <w:p>
@@ -2944,7 +3228,6 @@
         <w:tc>
           <w:tcPr>
             <w:tcW w:w="1843" w:type="dxa"/>
-            <w:shd w:val="clear" w:color="auto" w:fill="auto"/>
             <w:noWrap/>
             <w:vAlign w:val="center"/>
           </w:tcPr>
@@ -2966,7 +3249,6 @@
         <w:tc>
           <w:tcPr>
             <w:tcW w:w="3685" w:type="dxa"/>
-            <w:shd w:val="clear" w:color="auto" w:fill="auto"/>
             <w:noWrap/>
             <w:vAlign w:val="center"/>
           </w:tcPr>
@@ -3009,7 +3291,6 @@
         <w:tc>
           <w:tcPr>
             <w:tcW w:w="1616" w:type="dxa"/>
-            <w:shd w:val="clear" w:color="auto" w:fill="auto"/>
             <w:noWrap/>
             <w:vAlign w:val="center"/>
           </w:tcPr>
@@ -3032,7 +3313,6 @@
         <w:tc>
           <w:tcPr>
             <w:tcW w:w="511" w:type="dxa"/>
-            <w:shd w:val="clear" w:color="auto" w:fill="auto"/>
             <w:noWrap/>
             <w:vAlign w:val="center"/>
           </w:tcPr>
@@ -3054,7 +3334,6 @@
         <w:tc>
           <w:tcPr>
             <w:tcW w:w="709" w:type="dxa"/>
-            <w:shd w:val="clear" w:color="auto" w:fill="auto"/>
             <w:noWrap/>
             <w:vAlign w:val="center"/>
           </w:tcPr>
@@ -3076,7 +3355,6 @@
         <w:tc>
           <w:tcPr>
             <w:tcW w:w="1276" w:type="dxa"/>
-            <w:shd w:val="clear" w:color="auto" w:fill="auto"/>
             <w:noWrap/>
             <w:vAlign w:val="center"/>
           </w:tcPr>
@@ -3098,7 +3376,6 @@
         <w:tc>
           <w:tcPr>
             <w:tcW w:w="1559" w:type="dxa"/>
-            <w:shd w:val="clear" w:color="auto" w:fill="auto"/>
             <w:noWrap/>
             <w:vAlign w:val="center"/>
           </w:tcPr>
@@ -3120,7 +3397,6 @@
         <w:tc>
           <w:tcPr>
             <w:tcW w:w="3402" w:type="dxa"/>
-            <w:shd w:val="clear" w:color="auto" w:fill="auto"/>
             <w:vAlign w:val="center"/>
           </w:tcPr>
           <w:p>
@@ -3141,7 +3417,6 @@
         <w:tc>
           <w:tcPr>
             <w:tcW w:w="1843" w:type="dxa"/>
-            <w:shd w:val="clear" w:color="auto" w:fill="auto"/>
             <w:noWrap/>
             <w:vAlign w:val="center"/>
           </w:tcPr>
@@ -3163,7 +3438,6 @@
         <w:tc>
           <w:tcPr>
             <w:tcW w:w="3685" w:type="dxa"/>
-            <w:shd w:val="clear" w:color="auto" w:fill="auto"/>
             <w:noWrap/>
             <w:vAlign w:val="center"/>
           </w:tcPr>
@@ -3206,7 +3480,6 @@
         <w:tc>
           <w:tcPr>
             <w:tcW w:w="1616" w:type="dxa"/>
-            <w:shd w:val="clear" w:color="auto" w:fill="auto"/>
             <w:noWrap/>
             <w:vAlign w:val="center"/>
           </w:tcPr>
@@ -3229,7 +3502,6 @@
         <w:tc>
           <w:tcPr>
             <w:tcW w:w="511" w:type="dxa"/>
-            <w:shd w:val="clear" w:color="auto" w:fill="auto"/>
             <w:noWrap/>
             <w:vAlign w:val="center"/>
           </w:tcPr>
@@ -3251,7 +3523,6 @@
         <w:tc>
           <w:tcPr>
             <w:tcW w:w="709" w:type="dxa"/>
-            <w:shd w:val="clear" w:color="auto" w:fill="auto"/>
             <w:noWrap/>
             <w:vAlign w:val="center"/>
           </w:tcPr>
@@ -3273,7 +3544,6 @@
         <w:tc>
           <w:tcPr>
             <w:tcW w:w="1276" w:type="dxa"/>
-            <w:shd w:val="clear" w:color="auto" w:fill="auto"/>
             <w:noWrap/>
             <w:vAlign w:val="center"/>
           </w:tcPr>
@@ -3295,7 +3565,6 @@
         <w:tc>
           <w:tcPr>
             <w:tcW w:w="1559" w:type="dxa"/>
-            <w:shd w:val="clear" w:color="auto" w:fill="auto"/>
             <w:noWrap/>
             <w:vAlign w:val="center"/>
           </w:tcPr>
@@ -3317,7 +3586,6 @@
         <w:tc>
           <w:tcPr>
             <w:tcW w:w="3402" w:type="dxa"/>
-            <w:shd w:val="clear" w:color="auto" w:fill="auto"/>
             <w:vAlign w:val="center"/>
           </w:tcPr>
           <w:p>
@@ -3338,7 +3606,6 @@
         <w:tc>
           <w:tcPr>
             <w:tcW w:w="1843" w:type="dxa"/>
-            <w:shd w:val="clear" w:color="auto" w:fill="auto"/>
             <w:noWrap/>
             <w:vAlign w:val="center"/>
           </w:tcPr>
@@ -3360,7 +3627,6 @@
         <w:tc>
           <w:tcPr>
             <w:tcW w:w="3685" w:type="dxa"/>
-            <w:shd w:val="clear" w:color="auto" w:fill="auto"/>
             <w:noWrap/>
             <w:vAlign w:val="center"/>
           </w:tcPr>
@@ -3403,7 +3669,6 @@
         <w:tc>
           <w:tcPr>
             <w:tcW w:w="1616" w:type="dxa"/>
-            <w:shd w:val="clear" w:color="auto" w:fill="auto"/>
             <w:noWrap/>
             <w:vAlign w:val="center"/>
           </w:tcPr>
@@ -3426,7 +3691,6 @@
         <w:tc>
           <w:tcPr>
             <w:tcW w:w="511" w:type="dxa"/>
-            <w:shd w:val="clear" w:color="auto" w:fill="auto"/>
             <w:noWrap/>
             <w:vAlign w:val="center"/>
           </w:tcPr>
@@ -3448,7 +3712,6 @@
         <w:tc>
           <w:tcPr>
             <w:tcW w:w="709" w:type="dxa"/>
-            <w:shd w:val="clear" w:color="auto" w:fill="auto"/>
             <w:noWrap/>
             <w:vAlign w:val="center"/>
           </w:tcPr>
@@ -3470,7 +3733,6 @@
         <w:tc>
           <w:tcPr>
             <w:tcW w:w="1276" w:type="dxa"/>
-            <w:shd w:val="clear" w:color="auto" w:fill="auto"/>
             <w:noWrap/>
             <w:vAlign w:val="center"/>
           </w:tcPr>
@@ -3492,7 +3754,6 @@
         <w:tc>
           <w:tcPr>
             <w:tcW w:w="1559" w:type="dxa"/>
-            <w:shd w:val="clear" w:color="auto" w:fill="auto"/>
             <w:noWrap/>
             <w:vAlign w:val="center"/>
           </w:tcPr>
@@ -3514,7 +3775,6 @@
         <w:tc>
           <w:tcPr>
             <w:tcW w:w="3402" w:type="dxa"/>
-            <w:shd w:val="clear" w:color="auto" w:fill="auto"/>
             <w:vAlign w:val="center"/>
           </w:tcPr>
           <w:p>
@@ -3535,7 +3795,6 @@
         <w:tc>
           <w:tcPr>
             <w:tcW w:w="1843" w:type="dxa"/>
-            <w:shd w:val="clear" w:color="auto" w:fill="auto"/>
             <w:noWrap/>
             <w:vAlign w:val="center"/>
           </w:tcPr>
@@ -3557,7 +3816,6 @@
         <w:tc>
           <w:tcPr>
             <w:tcW w:w="3685" w:type="dxa"/>
-            <w:shd w:val="clear" w:color="auto" w:fill="auto"/>
             <w:noWrap/>
             <w:vAlign w:val="center"/>
           </w:tcPr>
@@ -3600,7 +3858,6 @@
         <w:tc>
           <w:tcPr>
             <w:tcW w:w="1616" w:type="dxa"/>
-            <w:shd w:val="clear" w:color="auto" w:fill="auto"/>
             <w:noWrap/>
             <w:vAlign w:val="center"/>
           </w:tcPr>
@@ -3623,7 +3880,6 @@
         <w:tc>
           <w:tcPr>
             <w:tcW w:w="511" w:type="dxa"/>
-            <w:shd w:val="clear" w:color="auto" w:fill="auto"/>
             <w:noWrap/>
             <w:vAlign w:val="center"/>
           </w:tcPr>
@@ -3645,7 +3901,6 @@
         <w:tc>
           <w:tcPr>
             <w:tcW w:w="709" w:type="dxa"/>
-            <w:shd w:val="clear" w:color="auto" w:fill="auto"/>
             <w:noWrap/>
             <w:vAlign w:val="center"/>
           </w:tcPr>
@@ -3667,7 +3922,6 @@
         <w:tc>
           <w:tcPr>
             <w:tcW w:w="1276" w:type="dxa"/>
-            <w:shd w:val="clear" w:color="auto" w:fill="auto"/>
             <w:noWrap/>
             <w:vAlign w:val="center"/>
           </w:tcPr>
@@ -3689,7 +3943,6 @@
         <w:tc>
           <w:tcPr>
             <w:tcW w:w="1559" w:type="dxa"/>
-            <w:shd w:val="clear" w:color="auto" w:fill="auto"/>
             <w:noWrap/>
             <w:vAlign w:val="center"/>
           </w:tcPr>
@@ -3711,7 +3964,6 @@
         <w:tc>
           <w:tcPr>
             <w:tcW w:w="3402" w:type="dxa"/>
-            <w:shd w:val="clear" w:color="auto" w:fill="auto"/>
             <w:vAlign w:val="center"/>
           </w:tcPr>
           <w:p>
@@ -3732,7 +3984,6 @@
         <w:tc>
           <w:tcPr>
             <w:tcW w:w="1843" w:type="dxa"/>
-            <w:shd w:val="clear" w:color="auto" w:fill="auto"/>
             <w:noWrap/>
             <w:vAlign w:val="center"/>
           </w:tcPr>
@@ -3754,7 +4005,6 @@
         <w:tc>
           <w:tcPr>
             <w:tcW w:w="3685" w:type="dxa"/>
-            <w:shd w:val="clear" w:color="auto" w:fill="auto"/>
             <w:noWrap/>
             <w:vAlign w:val="center"/>
           </w:tcPr>
@@ -3797,7 +4047,6 @@
         <w:tc>
           <w:tcPr>
             <w:tcW w:w="1616" w:type="dxa"/>
-            <w:shd w:val="clear" w:color="auto" w:fill="auto"/>
             <w:noWrap/>
             <w:vAlign w:val="center"/>
           </w:tcPr>
@@ -3820,7 +4069,6 @@
         <w:tc>
           <w:tcPr>
             <w:tcW w:w="511" w:type="dxa"/>
-            <w:shd w:val="clear" w:color="auto" w:fill="auto"/>
             <w:noWrap/>
             <w:vAlign w:val="center"/>
           </w:tcPr>
@@ -3842,7 +4090,6 @@
         <w:tc>
           <w:tcPr>
             <w:tcW w:w="709" w:type="dxa"/>
-            <w:shd w:val="clear" w:color="auto" w:fill="auto"/>
             <w:noWrap/>
             <w:vAlign w:val="center"/>
           </w:tcPr>
@@ -3864,7 +4111,6 @@
         <w:tc>
           <w:tcPr>
             <w:tcW w:w="1276" w:type="dxa"/>
-            <w:shd w:val="clear" w:color="auto" w:fill="auto"/>
             <w:noWrap/>
             <w:vAlign w:val="center"/>
           </w:tcPr>
@@ -3886,7 +4132,6 @@
         <w:tc>
           <w:tcPr>
             <w:tcW w:w="1559" w:type="dxa"/>
-            <w:shd w:val="clear" w:color="auto" w:fill="auto"/>
             <w:noWrap/>
             <w:vAlign w:val="center"/>
           </w:tcPr>
@@ -3908,7 +4153,6 @@
         <w:tc>
           <w:tcPr>
             <w:tcW w:w="3402" w:type="dxa"/>
-            <w:shd w:val="clear" w:color="auto" w:fill="auto"/>
             <w:vAlign w:val="center"/>
           </w:tcPr>
           <w:p>
@@ -3929,7 +4173,6 @@
         <w:tc>
           <w:tcPr>
             <w:tcW w:w="1843" w:type="dxa"/>
-            <w:shd w:val="clear" w:color="auto" w:fill="auto"/>
             <w:noWrap/>
             <w:vAlign w:val="center"/>
           </w:tcPr>
@@ -3951,7 +4194,6 @@
         <w:tc>
           <w:tcPr>
             <w:tcW w:w="3685" w:type="dxa"/>
-            <w:shd w:val="clear" w:color="auto" w:fill="auto"/>
             <w:noWrap/>
             <w:vAlign w:val="center"/>
           </w:tcPr>
@@ -3994,7 +4236,6 @@
         <w:tc>
           <w:tcPr>
             <w:tcW w:w="1616" w:type="dxa"/>
-            <w:shd w:val="clear" w:color="auto" w:fill="auto"/>
             <w:noWrap/>
             <w:vAlign w:val="center"/>
           </w:tcPr>
@@ -4017,7 +4258,6 @@
         <w:tc>
           <w:tcPr>
             <w:tcW w:w="511" w:type="dxa"/>
-            <w:shd w:val="clear" w:color="auto" w:fill="auto"/>
             <w:noWrap/>
             <w:vAlign w:val="center"/>
           </w:tcPr>
@@ -4039,7 +4279,6 @@
         <w:tc>
           <w:tcPr>
             <w:tcW w:w="709" w:type="dxa"/>
-            <w:shd w:val="clear" w:color="auto" w:fill="auto"/>
             <w:noWrap/>
             <w:vAlign w:val="center"/>
           </w:tcPr>
@@ -4061,7 +4300,6 @@
         <w:tc>
           <w:tcPr>
             <w:tcW w:w="1276" w:type="dxa"/>
-            <w:shd w:val="clear" w:color="auto" w:fill="auto"/>
             <w:noWrap/>
             <w:vAlign w:val="center"/>
           </w:tcPr>
@@ -4083,7 +4321,6 @@
         <w:tc>
           <w:tcPr>
             <w:tcW w:w="1559" w:type="dxa"/>
-            <w:shd w:val="clear" w:color="auto" w:fill="auto"/>
             <w:noWrap/>
             <w:vAlign w:val="center"/>
           </w:tcPr>
@@ -4105,7 +4342,6 @@
         <w:tc>
           <w:tcPr>
             <w:tcW w:w="3402" w:type="dxa"/>
-            <w:shd w:val="clear" w:color="auto" w:fill="auto"/>
             <w:vAlign w:val="center"/>
           </w:tcPr>
           <w:p>
@@ -4126,7 +4362,6 @@
         <w:tc>
           <w:tcPr>
             <w:tcW w:w="1843" w:type="dxa"/>
-            <w:shd w:val="clear" w:color="auto" w:fill="auto"/>
             <w:noWrap/>
             <w:vAlign w:val="center"/>
           </w:tcPr>
@@ -4148,7 +4383,6 @@
         <w:tc>
           <w:tcPr>
             <w:tcW w:w="3685" w:type="dxa"/>
-            <w:shd w:val="clear" w:color="auto" w:fill="auto"/>
             <w:noWrap/>
             <w:vAlign w:val="center"/>
           </w:tcPr>
@@ -4191,7 +4425,6 @@
         <w:tc>
           <w:tcPr>
             <w:tcW w:w="1616" w:type="dxa"/>
-            <w:shd w:val="clear" w:color="auto" w:fill="auto"/>
             <w:noWrap/>
             <w:vAlign w:val="center"/>
           </w:tcPr>
@@ -4214,7 +4447,6 @@
         <w:tc>
           <w:tcPr>
             <w:tcW w:w="511" w:type="dxa"/>
-            <w:shd w:val="clear" w:color="auto" w:fill="auto"/>
             <w:noWrap/>
             <w:vAlign w:val="center"/>
           </w:tcPr>
@@ -4236,7 +4468,6 @@
         <w:tc>
           <w:tcPr>
             <w:tcW w:w="709" w:type="dxa"/>
-            <w:shd w:val="clear" w:color="auto" w:fill="auto"/>
             <w:noWrap/>
             <w:vAlign w:val="center"/>
           </w:tcPr>
@@ -4258,7 +4489,6 @@
         <w:tc>
           <w:tcPr>
             <w:tcW w:w="1276" w:type="dxa"/>
-            <w:shd w:val="clear" w:color="auto" w:fill="auto"/>
             <w:noWrap/>
             <w:vAlign w:val="center"/>
           </w:tcPr>
@@ -4280,7 +4510,6 @@
         <w:tc>
           <w:tcPr>
             <w:tcW w:w="1559" w:type="dxa"/>
-            <w:shd w:val="clear" w:color="auto" w:fill="auto"/>
             <w:noWrap/>
             <w:vAlign w:val="center"/>
           </w:tcPr>
@@ -4302,7 +4531,6 @@
         <w:tc>
           <w:tcPr>
             <w:tcW w:w="3402" w:type="dxa"/>
-            <w:shd w:val="clear" w:color="auto" w:fill="auto"/>
             <w:vAlign w:val="center"/>
           </w:tcPr>
           <w:p>
@@ -4323,7 +4551,6 @@
         <w:tc>
           <w:tcPr>
             <w:tcW w:w="1843" w:type="dxa"/>
-            <w:shd w:val="clear" w:color="auto" w:fill="auto"/>
             <w:noWrap/>
             <w:vAlign w:val="center"/>
           </w:tcPr>
@@ -4345,7 +4572,6 @@
         <w:tc>
           <w:tcPr>
             <w:tcW w:w="3685" w:type="dxa"/>
-            <w:shd w:val="clear" w:color="auto" w:fill="auto"/>
             <w:noWrap/>
             <w:vAlign w:val="center"/>
           </w:tcPr>
@@ -4388,7 +4614,6 @@
         <w:tc>
           <w:tcPr>
             <w:tcW w:w="1616" w:type="dxa"/>
-            <w:shd w:val="clear" w:color="auto" w:fill="auto"/>
             <w:noWrap/>
             <w:vAlign w:val="center"/>
           </w:tcPr>
@@ -4411,7 +4636,6 @@
         <w:tc>
           <w:tcPr>
             <w:tcW w:w="511" w:type="dxa"/>
-            <w:shd w:val="clear" w:color="auto" w:fill="auto"/>
             <w:noWrap/>
             <w:vAlign w:val="center"/>
           </w:tcPr>
@@ -4433,7 +4657,6 @@
         <w:tc>
           <w:tcPr>
             <w:tcW w:w="709" w:type="dxa"/>
-            <w:shd w:val="clear" w:color="auto" w:fill="auto"/>
             <w:noWrap/>
             <w:vAlign w:val="center"/>
           </w:tcPr>
@@ -4455,7 +4678,6 @@
         <w:tc>
           <w:tcPr>
             <w:tcW w:w="1276" w:type="dxa"/>
-            <w:shd w:val="clear" w:color="auto" w:fill="auto"/>
             <w:noWrap/>
             <w:vAlign w:val="center"/>
           </w:tcPr>
@@ -4477,7 +4699,6 @@
         <w:tc>
           <w:tcPr>
             <w:tcW w:w="1559" w:type="dxa"/>
-            <w:shd w:val="clear" w:color="auto" w:fill="auto"/>
             <w:noWrap/>
             <w:vAlign w:val="center"/>
           </w:tcPr>
@@ -4499,7 +4720,6 @@
         <w:tc>
           <w:tcPr>
             <w:tcW w:w="3402" w:type="dxa"/>
-            <w:shd w:val="clear" w:color="auto" w:fill="auto"/>
             <w:vAlign w:val="center"/>
           </w:tcPr>
           <w:p>
@@ -4520,7 +4740,6 @@
         <w:tc>
           <w:tcPr>
             <w:tcW w:w="1843" w:type="dxa"/>
-            <w:shd w:val="clear" w:color="auto" w:fill="auto"/>
             <w:noWrap/>
             <w:vAlign w:val="center"/>
           </w:tcPr>
@@ -4542,7 +4761,6 @@
         <w:tc>
           <w:tcPr>
             <w:tcW w:w="3685" w:type="dxa"/>
-            <w:shd w:val="clear" w:color="auto" w:fill="auto"/>
             <w:noWrap/>
             <w:vAlign w:val="center"/>
           </w:tcPr>
@@ -4585,7 +4803,6 @@
         <w:tc>
           <w:tcPr>
             <w:tcW w:w="1616" w:type="dxa"/>
-            <w:shd w:val="clear" w:color="auto" w:fill="auto"/>
             <w:noWrap/>
             <w:vAlign w:val="center"/>
           </w:tcPr>
@@ -4608,7 +4825,6 @@
         <w:tc>
           <w:tcPr>
             <w:tcW w:w="511" w:type="dxa"/>
-            <w:shd w:val="clear" w:color="auto" w:fill="auto"/>
             <w:noWrap/>
             <w:vAlign w:val="center"/>
           </w:tcPr>
@@ -4630,7 +4846,6 @@
         <w:tc>
           <w:tcPr>
             <w:tcW w:w="709" w:type="dxa"/>
-            <w:shd w:val="clear" w:color="auto" w:fill="auto"/>
             <w:noWrap/>
             <w:vAlign w:val="center"/>
           </w:tcPr>
@@ -4652,7 +4867,6 @@
         <w:tc>
           <w:tcPr>
             <w:tcW w:w="1276" w:type="dxa"/>
-            <w:shd w:val="clear" w:color="auto" w:fill="auto"/>
             <w:noWrap/>
             <w:vAlign w:val="center"/>
           </w:tcPr>
@@ -4674,7 +4888,6 @@
         <w:tc>
           <w:tcPr>
             <w:tcW w:w="1559" w:type="dxa"/>
-            <w:shd w:val="clear" w:color="auto" w:fill="auto"/>
             <w:noWrap/>
             <w:vAlign w:val="center"/>
           </w:tcPr>
@@ -4696,7 +4909,6 @@
         <w:tc>
           <w:tcPr>
             <w:tcW w:w="3402" w:type="dxa"/>
-            <w:shd w:val="clear" w:color="auto" w:fill="auto"/>
             <w:vAlign w:val="center"/>
           </w:tcPr>
           <w:p>
@@ -4717,7 +4929,6 @@
         <w:tc>
           <w:tcPr>
             <w:tcW w:w="1843" w:type="dxa"/>
-            <w:shd w:val="clear" w:color="auto" w:fill="auto"/>
             <w:noWrap/>
             <w:vAlign w:val="center"/>
           </w:tcPr>
@@ -4739,7 +4950,6 @@
         <w:tc>
           <w:tcPr>
             <w:tcW w:w="3685" w:type="dxa"/>
-            <w:shd w:val="clear" w:color="auto" w:fill="auto"/>
             <w:noWrap/>
             <w:vAlign w:val="center"/>
           </w:tcPr>
@@ -4842,6 +5052,287 @@
     </w:p>
   </w:footnote>
 </w:footnotes>
+</file>
+
+<file path=word/numbering.xml><?xml version="1.0" encoding="utf-8"?>
+<w:numbering xmlns:wpc="http://schemas.microsoft.com/office/word/2010/wordprocessingCanvas" xmlns:cx="http://schemas.microsoft.com/office/drawing/2014/chartex" xmlns:cx1="http://schemas.microsoft.com/office/drawing/2015/9/8/chartex" xmlns:cx2="http://schemas.microsoft.com/office/drawing/2015/10/21/chartex" xmlns:cx3="http://schemas.microsoft.com/office/drawing/2016/5/9/chartex" xmlns:cx4="http://schemas.microsoft.com/office/drawing/2016/5/10/chartex" xmlns:cx5="http://schemas.microsoft.com/office/drawing/2016/5/11/chartex" xmlns:cx6="http://schemas.microsoft.com/office/drawing/2016/5/12/chartex" xmlns:cx7="http://schemas.microsoft.com/office/drawing/2016/5/13/chartex" xmlns:cx8="http://schemas.microsoft.com/office/drawing/2016/5/14/chartex" xmlns:mc="http://schemas.openxmlformats.org/markup-compatibility/2006" xmlns:aink="http://schemas.microsoft.com/office/drawing/2016/ink" xmlns:am3d="http://schemas.microsoft.com/office/drawing/2017/model3d" xmlns:o="urn:schemas-microsoft-com:office:office" xmlns:oel="http://schemas.microsoft.com/office/2019/extlst" xmlns:r="http://schemas.openxmlformats.org/officeDocument/2006/relationships" xmlns:m="http://schemas.openxmlformats.org/officeDocument/2006/math" xmlns:v="urn:schemas-microsoft-com:vml" xmlns:wp14="http://schemas.microsoft.com/office/word/2010/wordprocessingDrawing" xmlns:wp="http://schemas.openxmlformats.org/drawingml/2006/wordprocessingDrawing" xmlns:w10="urn:schemas-microsoft-com:office:word" xmlns:w="http://schemas.openxmlformats.org/wordprocessingml/2006/main" xmlns:w14="http://schemas.microsoft.com/office/word/2010/wordml" xmlns:w15="http://schemas.microsoft.com/office/word/2012/wordml" xmlns:w16cex="http://schemas.microsoft.com/office/word/2018/wordml/cex" xmlns:w16cid="http://schemas.microsoft.com/office/word/2016/wordml/cid" xmlns:w16="http://schemas.microsoft.com/office/word/2018/wordml" xmlns:w16du="http://schemas.microsoft.com/office/word/2023/wordml/word16du" xmlns:w16sdtdh="http://schemas.microsoft.com/office/word/2020/wordml/sdtdatahash" xmlns:w16sdtfl="http://schemas.microsoft.com/office/word/2024/wordml/sdtformatlock" xmlns:w16se="http://schemas.microsoft.com/office/word/2015/wordml/symex" xmlns:wpg="http://schemas.microsoft.com/office/word/2010/wordprocessingGroup" xmlns:wpi="http://schemas.microsoft.com/office/word/2010/wordprocessingInk" xmlns:wne="http://schemas.microsoft.com/office/word/2006/wordml" xmlns:wps="http://schemas.microsoft.com/office/word/2010/wordprocessingShape" mc:Ignorable="w14 w15 w16se w16cid w16 w16cex w16sdtdh w16sdtfl w16du wp14">
+  <w:abstractNum w:abstractNumId="0" w15:restartNumberingAfterBreak="0">
+    <w:nsid w:val="1E973442"/>
+    <w:multiLevelType w:val="hybridMultilevel"/>
+    <w:tmpl w:val="5A6667FE"/>
+    <w:lvl w:ilvl="0" w:tplc="EC842FFC">
+      <w:start w:val="1"/>
+      <w:numFmt w:val="decimal"/>
+      <w:lvlText w:val="%1"/>
+      <w:lvlJc w:val="left"/>
+      <w:pPr>
+        <w:ind w:left="720" w:hanging="360"/>
+      </w:pPr>
+      <w:rPr>
+        <w:rFonts w:hint="default"/>
+      </w:rPr>
+    </w:lvl>
+    <w:lvl w:ilvl="1" w:tplc="04090019" w:tentative="1">
+      <w:start w:val="1"/>
+      <w:numFmt w:val="lowerLetter"/>
+      <w:lvlText w:val="%2."/>
+      <w:lvlJc w:val="left"/>
+      <w:pPr>
+        <w:ind w:left="1440" w:hanging="360"/>
+      </w:pPr>
+    </w:lvl>
+    <w:lvl w:ilvl="2" w:tplc="0409001B" w:tentative="1">
+      <w:start w:val="1"/>
+      <w:numFmt w:val="lowerRoman"/>
+      <w:lvlText w:val="%3."/>
+      <w:lvlJc w:val="right"/>
+      <w:pPr>
+        <w:ind w:left="2160" w:hanging="180"/>
+      </w:pPr>
+    </w:lvl>
+    <w:lvl w:ilvl="3" w:tplc="0409000F" w:tentative="1">
+      <w:start w:val="1"/>
+      <w:numFmt w:val="decimal"/>
+      <w:lvlText w:val="%4."/>
+      <w:lvlJc w:val="left"/>
+      <w:pPr>
+        <w:ind w:left="2880" w:hanging="360"/>
+      </w:pPr>
+    </w:lvl>
+    <w:lvl w:ilvl="4" w:tplc="04090019" w:tentative="1">
+      <w:start w:val="1"/>
+      <w:numFmt w:val="lowerLetter"/>
+      <w:lvlText w:val="%5."/>
+      <w:lvlJc w:val="left"/>
+      <w:pPr>
+        <w:ind w:left="3600" w:hanging="360"/>
+      </w:pPr>
+    </w:lvl>
+    <w:lvl w:ilvl="5" w:tplc="0409001B" w:tentative="1">
+      <w:start w:val="1"/>
+      <w:numFmt w:val="lowerRoman"/>
+      <w:lvlText w:val="%6."/>
+      <w:lvlJc w:val="right"/>
+      <w:pPr>
+        <w:ind w:left="4320" w:hanging="180"/>
+      </w:pPr>
+    </w:lvl>
+    <w:lvl w:ilvl="6" w:tplc="0409000F" w:tentative="1">
+      <w:start w:val="1"/>
+      <w:numFmt w:val="decimal"/>
+      <w:lvlText w:val="%7."/>
+      <w:lvlJc w:val="left"/>
+      <w:pPr>
+        <w:ind w:left="5040" w:hanging="360"/>
+      </w:pPr>
+    </w:lvl>
+    <w:lvl w:ilvl="7" w:tplc="04090019" w:tentative="1">
+      <w:start w:val="1"/>
+      <w:numFmt w:val="lowerLetter"/>
+      <w:lvlText w:val="%8."/>
+      <w:lvlJc w:val="left"/>
+      <w:pPr>
+        <w:ind w:left="5760" w:hanging="360"/>
+      </w:pPr>
+    </w:lvl>
+    <w:lvl w:ilvl="8" w:tplc="0409001B" w:tentative="1">
+      <w:start w:val="1"/>
+      <w:numFmt w:val="lowerRoman"/>
+      <w:lvlText w:val="%9."/>
+      <w:lvlJc w:val="right"/>
+      <w:pPr>
+        <w:ind w:left="6480" w:hanging="180"/>
+      </w:pPr>
+    </w:lvl>
+  </w:abstractNum>
+  <w:abstractNum w:abstractNumId="1" w15:restartNumberingAfterBreak="0">
+    <w:nsid w:val="40454849"/>
+    <w:multiLevelType w:val="hybridMultilevel"/>
+    <w:tmpl w:val="0E1248F2"/>
+    <w:lvl w:ilvl="0" w:tplc="0409000F">
+      <w:start w:val="1"/>
+      <w:numFmt w:val="decimal"/>
+      <w:lvlText w:val="%1."/>
+      <w:lvlJc w:val="left"/>
+      <w:pPr>
+        <w:ind w:left="720" w:hanging="360"/>
+      </w:pPr>
+      <w:rPr>
+        <w:rFonts w:hint="default"/>
+      </w:rPr>
+    </w:lvl>
+    <w:lvl w:ilvl="1" w:tplc="04090019" w:tentative="1">
+      <w:start w:val="1"/>
+      <w:numFmt w:val="lowerLetter"/>
+      <w:lvlText w:val="%2."/>
+      <w:lvlJc w:val="left"/>
+      <w:pPr>
+        <w:ind w:left="1440" w:hanging="360"/>
+      </w:pPr>
+    </w:lvl>
+    <w:lvl w:ilvl="2" w:tplc="0409001B" w:tentative="1">
+      <w:start w:val="1"/>
+      <w:numFmt w:val="lowerRoman"/>
+      <w:lvlText w:val="%3."/>
+      <w:lvlJc w:val="right"/>
+      <w:pPr>
+        <w:ind w:left="2160" w:hanging="180"/>
+      </w:pPr>
+    </w:lvl>
+    <w:lvl w:ilvl="3" w:tplc="0409000F" w:tentative="1">
+      <w:start w:val="1"/>
+      <w:numFmt w:val="decimal"/>
+      <w:lvlText w:val="%4."/>
+      <w:lvlJc w:val="left"/>
+      <w:pPr>
+        <w:ind w:left="2880" w:hanging="360"/>
+      </w:pPr>
+    </w:lvl>
+    <w:lvl w:ilvl="4" w:tplc="04090019" w:tentative="1">
+      <w:start w:val="1"/>
+      <w:numFmt w:val="lowerLetter"/>
+      <w:lvlText w:val="%5."/>
+      <w:lvlJc w:val="left"/>
+      <w:pPr>
+        <w:ind w:left="3600" w:hanging="360"/>
+      </w:pPr>
+    </w:lvl>
+    <w:lvl w:ilvl="5" w:tplc="0409001B" w:tentative="1">
+      <w:start w:val="1"/>
+      <w:numFmt w:val="lowerRoman"/>
+      <w:lvlText w:val="%6."/>
+      <w:lvlJc w:val="right"/>
+      <w:pPr>
+        <w:ind w:left="4320" w:hanging="180"/>
+      </w:pPr>
+    </w:lvl>
+    <w:lvl w:ilvl="6" w:tplc="0409000F" w:tentative="1">
+      <w:start w:val="1"/>
+      <w:numFmt w:val="decimal"/>
+      <w:lvlText w:val="%7."/>
+      <w:lvlJc w:val="left"/>
+      <w:pPr>
+        <w:ind w:left="5040" w:hanging="360"/>
+      </w:pPr>
+    </w:lvl>
+    <w:lvl w:ilvl="7" w:tplc="04090019" w:tentative="1">
+      <w:start w:val="1"/>
+      <w:numFmt w:val="lowerLetter"/>
+      <w:lvlText w:val="%8."/>
+      <w:lvlJc w:val="left"/>
+      <w:pPr>
+        <w:ind w:left="5760" w:hanging="360"/>
+      </w:pPr>
+    </w:lvl>
+    <w:lvl w:ilvl="8" w:tplc="0409001B" w:tentative="1">
+      <w:start w:val="1"/>
+      <w:numFmt w:val="lowerRoman"/>
+      <w:lvlText w:val="%9."/>
+      <w:lvlJc w:val="right"/>
+      <w:pPr>
+        <w:ind w:left="6480" w:hanging="180"/>
+      </w:pPr>
+    </w:lvl>
+  </w:abstractNum>
+  <w:abstractNum w:abstractNumId="2" w15:restartNumberingAfterBreak="0">
+    <w:nsid w:val="54C95E92"/>
+    <w:multiLevelType w:val="hybridMultilevel"/>
+    <w:tmpl w:val="6356351C"/>
+    <w:lvl w:ilvl="0" w:tplc="0409000F">
+      <w:start w:val="1"/>
+      <w:numFmt w:val="decimal"/>
+      <w:lvlText w:val="%1."/>
+      <w:lvlJc w:val="left"/>
+      <w:pPr>
+        <w:ind w:left="720" w:hanging="360"/>
+      </w:pPr>
+      <w:rPr>
+        <w:rFonts w:hint="default"/>
+      </w:rPr>
+    </w:lvl>
+    <w:lvl w:ilvl="1" w:tplc="04090019" w:tentative="1">
+      <w:start w:val="1"/>
+      <w:numFmt w:val="lowerLetter"/>
+      <w:lvlText w:val="%2."/>
+      <w:lvlJc w:val="left"/>
+      <w:pPr>
+        <w:ind w:left="1440" w:hanging="360"/>
+      </w:pPr>
+    </w:lvl>
+    <w:lvl w:ilvl="2" w:tplc="0409001B" w:tentative="1">
+      <w:start w:val="1"/>
+      <w:numFmt w:val="lowerRoman"/>
+      <w:lvlText w:val="%3."/>
+      <w:lvlJc w:val="right"/>
+      <w:pPr>
+        <w:ind w:left="2160" w:hanging="180"/>
+      </w:pPr>
+    </w:lvl>
+    <w:lvl w:ilvl="3" w:tplc="0409000F" w:tentative="1">
+      <w:start w:val="1"/>
+      <w:numFmt w:val="decimal"/>
+      <w:lvlText w:val="%4."/>
+      <w:lvlJc w:val="left"/>
+      <w:pPr>
+        <w:ind w:left="2880" w:hanging="360"/>
+      </w:pPr>
+    </w:lvl>
+    <w:lvl w:ilvl="4" w:tplc="04090019" w:tentative="1">
+      <w:start w:val="1"/>
+      <w:numFmt w:val="lowerLetter"/>
+      <w:lvlText w:val="%5."/>
+      <w:lvlJc w:val="left"/>
+      <w:pPr>
+        <w:ind w:left="3600" w:hanging="360"/>
+      </w:pPr>
+    </w:lvl>
+    <w:lvl w:ilvl="5" w:tplc="0409001B" w:tentative="1">
+      <w:start w:val="1"/>
+      <w:numFmt w:val="lowerRoman"/>
+      <w:lvlText w:val="%6."/>
+      <w:lvlJc w:val="right"/>
+      <w:pPr>
+        <w:ind w:left="4320" w:hanging="180"/>
+      </w:pPr>
+    </w:lvl>
+    <w:lvl w:ilvl="6" w:tplc="0409000F" w:tentative="1">
+      <w:start w:val="1"/>
+      <w:numFmt w:val="decimal"/>
+      <w:lvlText w:val="%7."/>
+      <w:lvlJc w:val="left"/>
+      <w:pPr>
+        <w:ind w:left="5040" w:hanging="360"/>
+      </w:pPr>
+    </w:lvl>
+    <w:lvl w:ilvl="7" w:tplc="04090019" w:tentative="1">
+      <w:start w:val="1"/>
+      <w:numFmt w:val="lowerLetter"/>
+      <w:lvlText w:val="%8."/>
+      <w:lvlJc w:val="left"/>
+      <w:pPr>
+        <w:ind w:left="5760" w:hanging="360"/>
+      </w:pPr>
+    </w:lvl>
+    <w:lvl w:ilvl="8" w:tplc="0409001B" w:tentative="1">
+      <w:start w:val="1"/>
+      <w:numFmt w:val="lowerRoman"/>
+      <w:lvlText w:val="%9."/>
+      <w:lvlJc w:val="right"/>
+      <w:pPr>
+        <w:ind w:left="6480" w:hanging="180"/>
+      </w:pPr>
+    </w:lvl>
+  </w:abstractNum>
+  <w:num w:numId="1" w16cid:durableId="45573453">
+    <w:abstractNumId w:val="1"/>
+  </w:num>
+  <w:num w:numId="2" w16cid:durableId="983848104">
+    <w:abstractNumId w:val="0"/>
+  </w:num>
+  <w:num w:numId="3" w16cid:durableId="1809742416">
+    <w:abstractNumId w:val="2"/>
+  </w:num>
+</w:numbering>
 </file>
 
 <file path=word/styles.xml><?xml version="1.0" encoding="utf-8"?>
